--- a/public/labs/pmzi/ЛР8_ПМЗІ_Реалізація_ЕЦП_на_основі_RSA.docx
+++ b/public/labs/pmzi/ЛР8_ПМЗІ_Реалізація_ЕЦП_на_основі_RSA.docx
@@ -15,7 +15,7 @@
         <w:pStyle w:val="Subtitle"/>
       </w:pPr>
       <w:r>
-        <w:t xml:space="preserve">Реалізація ЕЦП на основі RSA</w:t>
+        <w:t xml:space="preserve">Реалізація процедури формування електронно цифрового підпису RSA. Програмна реалізація</w:t>
       </w:r>
     </w:p>
     <w:p>
@@ -51,7 +51,7 @@
         <w:t xml:space="preserve"> </w:t>
       </w:r>
       <w:r>
-        <w:t xml:space="preserve">ПК з встановленим C++ компілятором (MinGW, MSVC або GCC); Середовище розробки (Visual Studio, Code::Blocks, VS Code); Бібліотека для великих чисел або Python.</w:t>
+        <w:t xml:space="preserve">ПК з встановленим C++ компілятором (MinGW, MSVC або GCC); Середовище розробки (Visual Studio, Code::Blocks, VS Code); Реалізація SHA-256 з лабораторної роботи №7.</w:t>
       </w:r>
     </w:p>
     <w:p>
@@ -220,7 +220,7 @@
         <w:rPr>
           <w:rStyle w:val="VerbatimChar"/>
         </w:rPr>
-        <w:t xml:space="preserve">│  │ Документ M ──► [HASH] ──► H(M) ──► [SIGN з d] ──► Підпис S     │  │</w:t>
+        <w:t xml:space="preserve">│  │ Документ M ──► [HASH] ──► H(M) ──► [SIGN з d] ──► Підпис S      │  │</w:t>
       </w:r>
       <w:r>
         <w:br/>
@@ -265,16 +265,16 @@
         <w:rPr>
           <w:rStyle w:val="VerbatimChar"/>
         </w:rPr>
-        <w:t xml:space="preserve">│  ┌─────────────────────────────────────────────────────────────────┐  │</w:t>
-      </w:r>
-      <w:r>
-        <w:br/>
-      </w:r>
-      <w:r>
-        <w:rPr>
-          <w:rStyle w:val="VerbatimChar"/>
-        </w:rPr>
-        <w:t xml:space="preserve">│  │ Документ M ──► [HASH] ──► H(M) ─┐                               │  │</w:t>
+        <w:t xml:space="preserve">│  ┌──────────────────────────────────────────────────────────────────┐ │</w:t>
+      </w:r>
+      <w:r>
+        <w:br/>
+      </w:r>
+      <w:r>
+        <w:rPr>
+          <w:rStyle w:val="VerbatimChar"/>
+        </w:rPr>
+        <w:t xml:space="preserve">│  │ Документ M ──► [HASH] ──► H(M) ─┐                                │ │</w:t>
       </w:r>
       <w:r>
         <w:br/>
@@ -292,25 +292,25 @@
         <w:rPr>
           <w:rStyle w:val="VerbatimChar"/>
         </w:rPr>
-        <w:t xml:space="preserve">│  │ Підпис S ──► [VERIFY з e] ──► H' ┘                              │  │</w:t>
-      </w:r>
-      <w:r>
-        <w:br/>
-      </w:r>
-      <w:r>
-        <w:rPr>
-          <w:rStyle w:val="VerbatimChar"/>
-        </w:rPr>
-        <w:t xml:space="preserve">│  │              (відкритий ключ)                                   │  │</w:t>
-      </w:r>
-      <w:r>
-        <w:br/>
-      </w:r>
-      <w:r>
-        <w:rPr>
-          <w:rStyle w:val="VerbatimChar"/>
-        </w:rPr>
-        <w:t xml:space="preserve">│  └─────────────────────────────────────────────────────────────────┘  │</w:t>
+        <w:t xml:space="preserve">│  │ Підпис S ──► [VERIFY з e] ──► H' ┘                               │ │</w:t>
+      </w:r>
+      <w:r>
+        <w:br/>
+      </w:r>
+      <w:r>
+        <w:rPr>
+          <w:rStyle w:val="VerbatimChar"/>
+        </w:rPr>
+        <w:t xml:space="preserve">│  │              (відкритий ключ)                                    │ │</w:t>
+      </w:r>
+      <w:r>
+        <w:br/>
+      </w:r>
+      <w:r>
+        <w:rPr>
+          <w:rStyle w:val="VerbatimChar"/>
+        </w:rPr>
+        <w:t xml:space="preserve">│  └──────────────────────────────────────────────────────────────────┘ │</w:t>
       </w:r>
       <w:r>
         <w:br/>
@@ -1005,13 +1005,13 @@
         <w:t xml:space="preserve">Приклад виконання</w:t>
       </w:r>
     </w:p>
-    <w:bookmarkStart w:id="15" w:name="крок-1.-структура-програми-python"/>
+    <w:bookmarkStart w:id="15" w:name="крок-1.-структура-програми"/>
     <w:p>
       <w:pPr>
         <w:pStyle w:val="Heading3"/>
       </w:pPr>
       <w:r>
-        <w:t xml:space="preserve">Крок 1. Структура програми (Python)</w:t>
+        <w:t xml:space="preserve">Крок 1. Структура програми</w:t>
       </w:r>
     </w:p>
     <w:p>
@@ -1022,355 +1022,535 @@
         <w:rPr>
           <w:rStyle w:val="VerbatimChar"/>
         </w:rPr>
-        <w:t xml:space="preserve">import hashlib</w:t>
-      </w:r>
-      <w:r>
-        <w:br/>
-      </w:r>
-      <w:r>
-        <w:rPr>
-          <w:rStyle w:val="VerbatimChar"/>
-        </w:rPr>
-        <w:t xml:space="preserve">from typing import Tuple</w:t>
-      </w:r>
-      <w:r>
-        <w:br/>
-      </w:r>
-      <w:r>
-        <w:br/>
-      </w:r>
-      <w:r>
-        <w:rPr>
-          <w:rStyle w:val="VerbatimChar"/>
-        </w:rPr>
-        <w:t xml:space="preserve">class RSAKeyPair:</w:t>
-      </w:r>
-      <w:r>
-        <w:br/>
-      </w:r>
-      <w:r>
-        <w:rPr>
-          <w:rStyle w:val="VerbatimChar"/>
-        </w:rPr>
-        <w:t xml:space="preserve">    """Ключова пара RSA для цифрового підпису."""</w:t>
-      </w:r>
-      <w:r>
-        <w:br/>
-      </w:r>
-      <w:r>
-        <w:br/>
-      </w:r>
-      <w:r>
-        <w:rPr>
-          <w:rStyle w:val="VerbatimChar"/>
-        </w:rPr>
-        <w:t xml:space="preserve">    def __init__(self, p: int, q: int, e: int = 65537):</w:t>
-      </w:r>
-      <w:r>
-        <w:br/>
-      </w:r>
-      <w:r>
-        <w:rPr>
-          <w:rStyle w:val="VerbatimChar"/>
-        </w:rPr>
-        <w:t xml:space="preserve">        self.n = p * q</w:t>
-      </w:r>
-      <w:r>
-        <w:br/>
-      </w:r>
-      <w:r>
-        <w:rPr>
-          <w:rStyle w:val="VerbatimChar"/>
-        </w:rPr>
-        <w:t xml:space="preserve">        phi = (p - 1) * (q - 1)</w:t>
-      </w:r>
-      <w:r>
-        <w:br/>
-      </w:r>
-      <w:r>
-        <w:br/>
-      </w:r>
-      <w:r>
-        <w:rPr>
-          <w:rStyle w:val="VerbatimChar"/>
-        </w:rPr>
-        <w:t xml:space="preserve">        # Перевірка: gcd(e, phi) = 1</w:t>
-      </w:r>
-      <w:r>
-        <w:br/>
-      </w:r>
-      <w:r>
-        <w:rPr>
-          <w:rStyle w:val="VerbatimChar"/>
-        </w:rPr>
-        <w:t xml:space="preserve">        if self._gcd(e, phi) != 1:</w:t>
-      </w:r>
-      <w:r>
-        <w:br/>
-      </w:r>
-      <w:r>
-        <w:rPr>
-          <w:rStyle w:val="VerbatimChar"/>
-        </w:rPr>
-        <w:t xml:space="preserve">            raise ValueError("e та phi(n) не взаємно прості")</w:t>
-      </w:r>
-      <w:r>
-        <w:br/>
-      </w:r>
-      <w:r>
-        <w:br/>
-      </w:r>
-      <w:r>
-        <w:rPr>
-          <w:rStyle w:val="VerbatimChar"/>
-        </w:rPr>
-        <w:t xml:space="preserve">        self.e = e  # Відкрита експонента</w:t>
-      </w:r>
-      <w:r>
-        <w:br/>
-      </w:r>
-      <w:r>
-        <w:rPr>
-          <w:rStyle w:val="VerbatimChar"/>
-        </w:rPr>
-        <w:t xml:space="preserve">        self.d = self._mod_inverse(e, phi)  # Закрита експонента</w:t>
-      </w:r>
-      <w:r>
-        <w:br/>
-      </w:r>
-      <w:r>
-        <w:br/>
-      </w:r>
-      <w:r>
-        <w:rPr>
-          <w:rStyle w:val="VerbatimChar"/>
-        </w:rPr>
-        <w:t xml:space="preserve">    @staticmethod</w:t>
-      </w:r>
-      <w:r>
-        <w:br/>
-      </w:r>
-      <w:r>
-        <w:rPr>
-          <w:rStyle w:val="VerbatimChar"/>
-        </w:rPr>
-        <w:t xml:space="preserve">    def _gcd(a: int, b: int) -&gt; int:</w:t>
-      </w:r>
-      <w:r>
-        <w:br/>
-      </w:r>
-      <w:r>
-        <w:rPr>
-          <w:rStyle w:val="VerbatimChar"/>
-        </w:rPr>
-        <w:t xml:space="preserve">        while b:</w:t>
-      </w:r>
-      <w:r>
-        <w:br/>
-      </w:r>
-      <w:r>
-        <w:rPr>
-          <w:rStyle w:val="VerbatimChar"/>
-        </w:rPr>
-        <w:t xml:space="preserve">            a, b = b, a % b</w:t>
-      </w:r>
-      <w:r>
-        <w:br/>
-      </w:r>
-      <w:r>
-        <w:rPr>
-          <w:rStyle w:val="VerbatimChar"/>
-        </w:rPr>
-        <w:t xml:space="preserve">        return a</w:t>
-      </w:r>
-      <w:r>
-        <w:br/>
-      </w:r>
-      <w:r>
-        <w:br/>
-      </w:r>
-      <w:r>
-        <w:rPr>
-          <w:rStyle w:val="VerbatimChar"/>
-        </w:rPr>
-        <w:t xml:space="preserve">    @staticmethod</w:t>
-      </w:r>
-      <w:r>
-        <w:br/>
-      </w:r>
-      <w:r>
-        <w:rPr>
-          <w:rStyle w:val="VerbatimChar"/>
-        </w:rPr>
-        <w:t xml:space="preserve">    def _mod_inverse(a: int, m: int) -&gt; int:</w:t>
-      </w:r>
-      <w:r>
-        <w:br/>
-      </w:r>
-      <w:r>
-        <w:rPr>
-          <w:rStyle w:val="VerbatimChar"/>
-        </w:rPr>
-        <w:t xml:space="preserve">        """Обчислення оберненого елемента за модулем (розширений Евклід)."""</w:t>
-      </w:r>
-      <w:r>
-        <w:br/>
-      </w:r>
-      <w:r>
-        <w:rPr>
-          <w:rStyle w:val="VerbatimChar"/>
-        </w:rPr>
-        <w:t xml:space="preserve">        if RSAKeyPair._gcd(a, m) != 1:</w:t>
-      </w:r>
-      <w:r>
-        <w:br/>
-      </w:r>
-      <w:r>
-        <w:rPr>
-          <w:rStyle w:val="VerbatimChar"/>
-        </w:rPr>
-        <w:t xml:space="preserve">            raise ValueError("Обернений не існує")</w:t>
-      </w:r>
-      <w:r>
-        <w:br/>
-      </w:r>
-      <w:r>
-        <w:br/>
-      </w:r>
-      <w:r>
-        <w:rPr>
-          <w:rStyle w:val="VerbatimChar"/>
-        </w:rPr>
-        <w:t xml:space="preserve">        # Розширений алгоритм Евкліда</w:t>
-      </w:r>
-      <w:r>
-        <w:br/>
-      </w:r>
-      <w:r>
-        <w:rPr>
-          <w:rStyle w:val="VerbatimChar"/>
-        </w:rPr>
-        <w:t xml:space="preserve">        old_r, r = a, m</w:t>
-      </w:r>
-      <w:r>
-        <w:br/>
-      </w:r>
-      <w:r>
-        <w:rPr>
-          <w:rStyle w:val="VerbatimChar"/>
-        </w:rPr>
-        <w:t xml:space="preserve">        old_s, s = 1, 0</w:t>
-      </w:r>
-      <w:r>
-        <w:br/>
-      </w:r>
-      <w:r>
-        <w:br/>
-      </w:r>
-      <w:r>
-        <w:rPr>
-          <w:rStyle w:val="VerbatimChar"/>
-        </w:rPr>
-        <w:t xml:space="preserve">        while r != 0:</w:t>
-      </w:r>
-      <w:r>
-        <w:br/>
-      </w:r>
-      <w:r>
-        <w:rPr>
-          <w:rStyle w:val="VerbatimChar"/>
-        </w:rPr>
-        <w:t xml:space="preserve">            q = old_r // r</w:t>
-      </w:r>
-      <w:r>
-        <w:br/>
-      </w:r>
-      <w:r>
-        <w:rPr>
-          <w:rStyle w:val="VerbatimChar"/>
-        </w:rPr>
-        <w:t xml:space="preserve">            old_r, r = r, old_r - q * r</w:t>
-      </w:r>
-      <w:r>
-        <w:br/>
-      </w:r>
-      <w:r>
-        <w:rPr>
-          <w:rStyle w:val="VerbatimChar"/>
-        </w:rPr>
-        <w:t xml:space="preserve">            old_s, s = s, old_s - q * s</w:t>
-      </w:r>
-      <w:r>
-        <w:br/>
-      </w:r>
-      <w:r>
-        <w:br/>
-      </w:r>
-      <w:r>
-        <w:rPr>
-          <w:rStyle w:val="VerbatimChar"/>
-        </w:rPr>
-        <w:t xml:space="preserve">        return old_s % m</w:t>
-      </w:r>
-      <w:r>
-        <w:br/>
-      </w:r>
-      <w:r>
-        <w:br/>
-      </w:r>
-      <w:r>
-        <w:rPr>
-          <w:rStyle w:val="VerbatimChar"/>
-        </w:rPr>
-        <w:t xml:space="preserve">    def get_public_key(self) -&gt; Tuple[int, int]:</w:t>
-      </w:r>
-      <w:r>
-        <w:br/>
-      </w:r>
-      <w:r>
-        <w:rPr>
-          <w:rStyle w:val="VerbatimChar"/>
-        </w:rPr>
-        <w:t xml:space="preserve">        """Повертає відкритий ключ (e, n)."""</w:t>
-      </w:r>
-      <w:r>
-        <w:br/>
-      </w:r>
-      <w:r>
-        <w:rPr>
-          <w:rStyle w:val="VerbatimChar"/>
-        </w:rPr>
-        <w:t xml:space="preserve">        return (self.e, self.n)</w:t>
-      </w:r>
-      <w:r>
-        <w:br/>
-      </w:r>
-      <w:r>
-        <w:br/>
-      </w:r>
-      <w:r>
-        <w:rPr>
-          <w:rStyle w:val="VerbatimChar"/>
-        </w:rPr>
-        <w:t xml:space="preserve">    def get_private_key(self) -&gt; Tuple[int, int]:</w:t>
-      </w:r>
-      <w:r>
-        <w:br/>
-      </w:r>
-      <w:r>
-        <w:rPr>
-          <w:rStyle w:val="VerbatimChar"/>
-        </w:rPr>
-        <w:t xml:space="preserve">        """Повертає закритий ключ (d, n)."""</w:t>
-      </w:r>
-      <w:r>
-        <w:br/>
-      </w:r>
-      <w:r>
-        <w:rPr>
-          <w:rStyle w:val="VerbatimChar"/>
-        </w:rPr>
-        <w:t xml:space="preserve">        return (self.d, self.n)</w:t>
+        <w:t xml:space="preserve">#include &lt;iostream&gt;</w:t>
+      </w:r>
+      <w:r>
+        <w:br/>
+      </w:r>
+      <w:r>
+        <w:rPr>
+          <w:rStyle w:val="VerbatimChar"/>
+        </w:rPr>
+        <w:t xml:space="preserve">#include &lt;string&gt;</w:t>
+      </w:r>
+      <w:r>
+        <w:br/>
+      </w:r>
+      <w:r>
+        <w:rPr>
+          <w:rStyle w:val="VerbatimChar"/>
+        </w:rPr>
+        <w:t xml:space="preserve">#include &lt;stdexcept&gt;</w:t>
+      </w:r>
+      <w:r>
+        <w:br/>
+      </w:r>
+      <w:r>
+        <w:br/>
+      </w:r>
+      <w:r>
+        <w:rPr>
+          <w:rStyle w:val="VerbatimChar"/>
+        </w:rPr>
+        <w:t xml:space="preserve">using u64 = unsigned long long;</w:t>
+      </w:r>
+      <w:r>
+        <w:br/>
+      </w:r>
+      <w:r>
+        <w:br/>
+      </w:r>
+      <w:r>
+        <w:rPr>
+          <w:rStyle w:val="VerbatimChar"/>
+        </w:rPr>
+        <w:t xml:space="preserve">// Ключова пара RSA для цифрового підпису.</w:t>
+      </w:r>
+      <w:r>
+        <w:br/>
+      </w:r>
+      <w:r>
+        <w:rPr>
+          <w:rStyle w:val="VerbatimChar"/>
+        </w:rPr>
+        <w:t xml:space="preserve">// Модуль n тримаємо меншим за 2^31, щоб добуток вмістився у 64 біти.</w:t>
+      </w:r>
+      <w:r>
+        <w:br/>
+      </w:r>
+      <w:r>
+        <w:rPr>
+          <w:rStyle w:val="VerbatimChar"/>
+        </w:rPr>
+        <w:t xml:space="preserve">class RSAKeyPair {</w:t>
+      </w:r>
+      <w:r>
+        <w:br/>
+      </w:r>
+      <w:r>
+        <w:rPr>
+          <w:rStyle w:val="VerbatimChar"/>
+        </w:rPr>
+        <w:t xml:space="preserve">public:</w:t>
+      </w:r>
+      <w:r>
+        <w:br/>
+      </w:r>
+      <w:r>
+        <w:rPr>
+          <w:rStyle w:val="VerbatimChar"/>
+        </w:rPr>
+        <w:t xml:space="preserve">    RSAKeyPair(u64 p, u64 q, u64 e = 17) : e_(e) {</w:t>
+      </w:r>
+      <w:r>
+        <w:br/>
+      </w:r>
+      <w:r>
+        <w:rPr>
+          <w:rStyle w:val="VerbatimChar"/>
+        </w:rPr>
+        <w:t xml:space="preserve">        n_ = p * q;</w:t>
+      </w:r>
+      <w:r>
+        <w:br/>
+      </w:r>
+      <w:r>
+        <w:rPr>
+          <w:rStyle w:val="VerbatimChar"/>
+        </w:rPr>
+        <w:t xml:space="preserve">        u64 phi = (p - 1) * (q - 1);</w:t>
+      </w:r>
+      <w:r>
+        <w:br/>
+      </w:r>
+      <w:r>
+        <w:br/>
+      </w:r>
+      <w:r>
+        <w:rPr>
+          <w:rStyle w:val="VerbatimChar"/>
+        </w:rPr>
+        <w:t xml:space="preserve">        if (gcd(e_, phi) != 1) {</w:t>
+      </w:r>
+      <w:r>
+        <w:br/>
+      </w:r>
+      <w:r>
+        <w:rPr>
+          <w:rStyle w:val="VerbatimChar"/>
+        </w:rPr>
+        <w:t xml:space="preserve">            throw std::runtime_error("e та phi(n) не взаємно прості");</w:t>
+      </w:r>
+      <w:r>
+        <w:br/>
+      </w:r>
+      <w:r>
+        <w:rPr>
+          <w:rStyle w:val="VerbatimChar"/>
+        </w:rPr>
+        <w:t xml:space="preserve">        }</w:t>
+      </w:r>
+      <w:r>
+        <w:br/>
+      </w:r>
+      <w:r>
+        <w:rPr>
+          <w:rStyle w:val="VerbatimChar"/>
+        </w:rPr>
+        <w:t xml:space="preserve">        d_ = modInverse(e_, phi);</w:t>
+      </w:r>
+      <w:r>
+        <w:br/>
+      </w:r>
+      <w:r>
+        <w:rPr>
+          <w:rStyle w:val="VerbatimChar"/>
+        </w:rPr>
+        <w:t xml:space="preserve">    }</w:t>
+      </w:r>
+      <w:r>
+        <w:br/>
+      </w:r>
+      <w:r>
+        <w:br/>
+      </w:r>
+      <w:r>
+        <w:rPr>
+          <w:rStyle w:val="VerbatimChar"/>
+        </w:rPr>
+        <w:t xml:space="preserve">    u64 modulus() const { return n_; }</w:t>
+      </w:r>
+      <w:r>
+        <w:br/>
+      </w:r>
+      <w:r>
+        <w:rPr>
+          <w:rStyle w:val="VerbatimChar"/>
+        </w:rPr>
+        <w:t xml:space="preserve">    u64 publicExponent() const { return e_; }   // відкритий ключ: (e, n)</w:t>
+      </w:r>
+      <w:r>
+        <w:br/>
+      </w:r>
+      <w:r>
+        <w:rPr>
+          <w:rStyle w:val="VerbatimChar"/>
+        </w:rPr>
+        <w:t xml:space="preserve">    u64 privateExponent() const { return d_; }  // закритий ключ:  (d, n)</w:t>
+      </w:r>
+      <w:r>
+        <w:br/>
+      </w:r>
+      <w:r>
+        <w:br/>
+      </w:r>
+      <w:r>
+        <w:rPr>
+          <w:rStyle w:val="VerbatimChar"/>
+        </w:rPr>
+        <w:t xml:space="preserve">    static u64 gcd(u64 a, u64 b) {</w:t>
+      </w:r>
+      <w:r>
+        <w:br/>
+      </w:r>
+      <w:r>
+        <w:rPr>
+          <w:rStyle w:val="VerbatimChar"/>
+        </w:rPr>
+        <w:t xml:space="preserve">        while (b != 0) {</w:t>
+      </w:r>
+      <w:r>
+        <w:br/>
+      </w:r>
+      <w:r>
+        <w:rPr>
+          <w:rStyle w:val="VerbatimChar"/>
+        </w:rPr>
+        <w:t xml:space="preserve">            u64 t = a % b;</w:t>
+      </w:r>
+      <w:r>
+        <w:br/>
+      </w:r>
+      <w:r>
+        <w:rPr>
+          <w:rStyle w:val="VerbatimChar"/>
+        </w:rPr>
+        <w:t xml:space="preserve">            a = b;</w:t>
+      </w:r>
+      <w:r>
+        <w:br/>
+      </w:r>
+      <w:r>
+        <w:rPr>
+          <w:rStyle w:val="VerbatimChar"/>
+        </w:rPr>
+        <w:t xml:space="preserve">            b = t;</w:t>
+      </w:r>
+      <w:r>
+        <w:br/>
+      </w:r>
+      <w:r>
+        <w:rPr>
+          <w:rStyle w:val="VerbatimChar"/>
+        </w:rPr>
+        <w:t xml:space="preserve">        }</w:t>
+      </w:r>
+      <w:r>
+        <w:br/>
+      </w:r>
+      <w:r>
+        <w:rPr>
+          <w:rStyle w:val="VerbatimChar"/>
+        </w:rPr>
+        <w:t xml:space="preserve">        return a;</w:t>
+      </w:r>
+      <w:r>
+        <w:br/>
+      </w:r>
+      <w:r>
+        <w:rPr>
+          <w:rStyle w:val="VerbatimChar"/>
+        </w:rPr>
+        <w:t xml:space="preserve">    }</w:t>
+      </w:r>
+      <w:r>
+        <w:br/>
+      </w:r>
+      <w:r>
+        <w:br/>
+      </w:r>
+      <w:r>
+        <w:rPr>
+          <w:rStyle w:val="VerbatimChar"/>
+        </w:rPr>
+        <w:t xml:space="preserve">    // Обернений елемент за модулем, розширений алгоритм Евкліда</w:t>
+      </w:r>
+      <w:r>
+        <w:br/>
+      </w:r>
+      <w:r>
+        <w:rPr>
+          <w:rStyle w:val="VerbatimChar"/>
+        </w:rPr>
+        <w:t xml:space="preserve">    static u64 modInverse(u64 a, u64 m) {</w:t>
+      </w:r>
+      <w:r>
+        <w:br/>
+      </w:r>
+      <w:r>
+        <w:rPr>
+          <w:rStyle w:val="VerbatimChar"/>
+        </w:rPr>
+        <w:t xml:space="preserve">        long long oldR = static_cast&lt;long long&gt;(a), r = static_cast&lt;long long&gt;(m);</w:t>
+      </w:r>
+      <w:r>
+        <w:br/>
+      </w:r>
+      <w:r>
+        <w:rPr>
+          <w:rStyle w:val="VerbatimChar"/>
+        </w:rPr>
+        <w:t xml:space="preserve">        long long oldS = 1, s = 0;</w:t>
+      </w:r>
+      <w:r>
+        <w:br/>
+      </w:r>
+      <w:r>
+        <w:br/>
+      </w:r>
+      <w:r>
+        <w:rPr>
+          <w:rStyle w:val="VerbatimChar"/>
+        </w:rPr>
+        <w:t xml:space="preserve">        while (r != 0) {</w:t>
+      </w:r>
+      <w:r>
+        <w:br/>
+      </w:r>
+      <w:r>
+        <w:rPr>
+          <w:rStyle w:val="VerbatimChar"/>
+        </w:rPr>
+        <w:t xml:space="preserve">            long long q = oldR / r;</w:t>
+      </w:r>
+      <w:r>
+        <w:br/>
+      </w:r>
+      <w:r>
+        <w:rPr>
+          <w:rStyle w:val="VerbatimChar"/>
+        </w:rPr>
+        <w:t xml:space="preserve">            long long tmp = oldR - q * r;  oldR = r;  r = tmp;</w:t>
+      </w:r>
+      <w:r>
+        <w:br/>
+      </w:r>
+      <w:r>
+        <w:rPr>
+          <w:rStyle w:val="VerbatimChar"/>
+        </w:rPr>
+        <w:t xml:space="preserve">            tmp = oldS - q * s;            oldS = s;  s = tmp;</w:t>
+      </w:r>
+      <w:r>
+        <w:br/>
+      </w:r>
+      <w:r>
+        <w:rPr>
+          <w:rStyle w:val="VerbatimChar"/>
+        </w:rPr>
+        <w:t xml:space="preserve">        }</w:t>
+      </w:r>
+      <w:r>
+        <w:br/>
+      </w:r>
+      <w:r>
+        <w:br/>
+      </w:r>
+      <w:r>
+        <w:rPr>
+          <w:rStyle w:val="VerbatimChar"/>
+        </w:rPr>
+        <w:t xml:space="preserve">        if (oldR != 1) {</w:t>
+      </w:r>
+      <w:r>
+        <w:br/>
+      </w:r>
+      <w:r>
+        <w:rPr>
+          <w:rStyle w:val="VerbatimChar"/>
+        </w:rPr>
+        <w:t xml:space="preserve">            throw std::runtime_error("Оберненого елемента не існує");</w:t>
+      </w:r>
+      <w:r>
+        <w:br/>
+      </w:r>
+      <w:r>
+        <w:rPr>
+          <w:rStyle w:val="VerbatimChar"/>
+        </w:rPr>
+        <w:t xml:space="preserve">        }</w:t>
+      </w:r>
+      <w:r>
+        <w:br/>
+      </w:r>
+      <w:r>
+        <w:rPr>
+          <w:rStyle w:val="VerbatimChar"/>
+        </w:rPr>
+        <w:t xml:space="preserve">        long long mod = static_cast&lt;long long&gt;(m);</w:t>
+      </w:r>
+      <w:r>
+        <w:br/>
+      </w:r>
+      <w:r>
+        <w:rPr>
+          <w:rStyle w:val="VerbatimChar"/>
+        </w:rPr>
+        <w:t xml:space="preserve">        return static_cast&lt;u64&gt;(((oldS % mod) + mod) % mod);</w:t>
+      </w:r>
+      <w:r>
+        <w:br/>
+      </w:r>
+      <w:r>
+        <w:rPr>
+          <w:rStyle w:val="VerbatimChar"/>
+        </w:rPr>
+        <w:t xml:space="preserve">    }</w:t>
+      </w:r>
+      <w:r>
+        <w:br/>
+      </w:r>
+      <w:r>
+        <w:br/>
+      </w:r>
+      <w:r>
+        <w:rPr>
+          <w:rStyle w:val="VerbatimChar"/>
+        </w:rPr>
+        <w:t xml:space="preserve">    // Швидке модульне піднесення до степеня</w:t>
+      </w:r>
+      <w:r>
+        <w:br/>
+      </w:r>
+      <w:r>
+        <w:rPr>
+          <w:rStyle w:val="VerbatimChar"/>
+        </w:rPr>
+        <w:t xml:space="preserve">    static u64 modPow(u64 base, u64 exp, u64 modulus) {</w:t>
+      </w:r>
+      <w:r>
+        <w:br/>
+      </w:r>
+      <w:r>
+        <w:rPr>
+          <w:rStyle w:val="VerbatimChar"/>
+        </w:rPr>
+        <w:t xml:space="preserve">        u64 result = 1;</w:t>
+      </w:r>
+      <w:r>
+        <w:br/>
+      </w:r>
+      <w:r>
+        <w:rPr>
+          <w:rStyle w:val="VerbatimChar"/>
+        </w:rPr>
+        <w:t xml:space="preserve">        base %= modulus;</w:t>
+      </w:r>
+      <w:r>
+        <w:br/>
+      </w:r>
+      <w:r>
+        <w:br/>
+      </w:r>
+      <w:r>
+        <w:rPr>
+          <w:rStyle w:val="VerbatimChar"/>
+        </w:rPr>
+        <w:t xml:space="preserve">        while (exp &gt; 0) {</w:t>
+      </w:r>
+      <w:r>
+        <w:br/>
+      </w:r>
+      <w:r>
+        <w:rPr>
+          <w:rStyle w:val="VerbatimChar"/>
+        </w:rPr>
+        <w:t xml:space="preserve">            if (exp &amp; 1ULL) result = (result * base) % modulus;</w:t>
+      </w:r>
+      <w:r>
+        <w:br/>
+      </w:r>
+      <w:r>
+        <w:rPr>
+          <w:rStyle w:val="VerbatimChar"/>
+        </w:rPr>
+        <w:t xml:space="preserve">            exp &gt;&gt;= 1;</w:t>
+      </w:r>
+      <w:r>
+        <w:br/>
+      </w:r>
+      <w:r>
+        <w:rPr>
+          <w:rStyle w:val="VerbatimChar"/>
+        </w:rPr>
+        <w:t xml:space="preserve">            base = (base * base) % modulus;</w:t>
+      </w:r>
+      <w:r>
+        <w:br/>
+      </w:r>
+      <w:r>
+        <w:rPr>
+          <w:rStyle w:val="VerbatimChar"/>
+        </w:rPr>
+        <w:t xml:space="preserve">        }</w:t>
+      </w:r>
+      <w:r>
+        <w:br/>
+      </w:r>
+      <w:r>
+        <w:rPr>
+          <w:rStyle w:val="VerbatimChar"/>
+        </w:rPr>
+        <w:t xml:space="preserve">        return result;</w:t>
+      </w:r>
+      <w:r>
+        <w:br/>
+      </w:r>
+      <w:r>
+        <w:rPr>
+          <w:rStyle w:val="VerbatimChar"/>
+        </w:rPr>
+        <w:t xml:space="preserve">    }</w:t>
+      </w:r>
+      <w:r>
+        <w:br/>
+      </w:r>
+      <w:r>
+        <w:br/>
+      </w:r>
+      <w:r>
+        <w:rPr>
+          <w:rStyle w:val="VerbatimChar"/>
+        </w:rPr>
+        <w:t xml:space="preserve">private:</w:t>
+      </w:r>
+      <w:r>
+        <w:br/>
+      </w:r>
+      <w:r>
+        <w:rPr>
+          <w:rStyle w:val="VerbatimChar"/>
+        </w:rPr>
+        <w:t xml:space="preserve">    u64 n_ = 0, e_ = 0, d_ = 0;</w:t>
+      </w:r>
+      <w:r>
+        <w:br/>
+      </w:r>
+      <w:r>
+        <w:rPr>
+          <w:rStyle w:val="VerbatimChar"/>
+        </w:rPr>
+        <w:t xml:space="preserve">};</w:t>
       </w:r>
     </w:p>
     <w:bookmarkEnd w:id="15"/>
@@ -1391,190 +1571,256 @@
         <w:rPr>
           <w:rStyle w:val="VerbatimChar"/>
         </w:rPr>
-        <w:t xml:space="preserve">def hash_message(message: str) -&gt; int:</w:t>
-      </w:r>
-      <w:r>
-        <w:br/>
-      </w:r>
-      <w:r>
-        <w:rPr>
-          <w:rStyle w:val="VerbatimChar"/>
-        </w:rPr>
-        <w:t xml:space="preserve">    """</w:t>
-      </w:r>
-      <w:r>
-        <w:br/>
-      </w:r>
-      <w:r>
-        <w:rPr>
-          <w:rStyle w:val="VerbatimChar"/>
-        </w:rPr>
-        <w:t xml:space="preserve">    Хешує повідомлення за допомогою SHA-256</w:t>
-      </w:r>
-      <w:r>
-        <w:br/>
-      </w:r>
-      <w:r>
-        <w:rPr>
-          <w:rStyle w:val="VerbatimChar"/>
-        </w:rPr>
-        <w:t xml:space="preserve">    і повертає хеш як ціле число.</w:t>
-      </w:r>
-      <w:r>
-        <w:br/>
-      </w:r>
-      <w:r>
-        <w:rPr>
-          <w:rStyle w:val="VerbatimChar"/>
-        </w:rPr>
-        <w:t xml:space="preserve">    """</w:t>
-      </w:r>
-      <w:r>
-        <w:br/>
-      </w:r>
-      <w:r>
-        <w:rPr>
-          <w:rStyle w:val="VerbatimChar"/>
-        </w:rPr>
-        <w:t xml:space="preserve">    # Обчислюємо SHA-256</w:t>
-      </w:r>
-      <w:r>
-        <w:br/>
-      </w:r>
-      <w:r>
-        <w:rPr>
-          <w:rStyle w:val="VerbatimChar"/>
-        </w:rPr>
-        <w:t xml:space="preserve">    hash_bytes = hashlib.sha256(message.encode('utf-8')).digest()</w:t>
-      </w:r>
-      <w:r>
-        <w:br/>
-      </w:r>
-      <w:r>
-        <w:br/>
-      </w:r>
-      <w:r>
-        <w:rPr>
-          <w:rStyle w:val="VerbatimChar"/>
-        </w:rPr>
-        <w:t xml:space="preserve">    # Перетворюємо байти на число</w:t>
-      </w:r>
-      <w:r>
-        <w:br/>
-      </w:r>
-      <w:r>
-        <w:rPr>
-          <w:rStyle w:val="VerbatimChar"/>
-        </w:rPr>
-        <w:t xml:space="preserve">    hash_int = int.from_bytes(hash_bytes, byteorder='big')</w:t>
-      </w:r>
-      <w:r>
-        <w:br/>
-      </w:r>
-      <w:r>
-        <w:br/>
-      </w:r>
-      <w:r>
-        <w:rPr>
-          <w:rStyle w:val="VerbatimChar"/>
-        </w:rPr>
-        <w:t xml:space="preserve">    return hash_int</w:t>
-      </w:r>
-      <w:r>
-        <w:br/>
-      </w:r>
-      <w:r>
-        <w:br/>
-      </w:r>
-      <w:r>
-        <w:rPr>
-          <w:rStyle w:val="VerbatimChar"/>
-        </w:rPr>
-        <w:t xml:space="preserve">def truncate_hash(hash_int: int, n: int) -&gt; int:</w:t>
-      </w:r>
-      <w:r>
-        <w:br/>
-      </w:r>
-      <w:r>
-        <w:rPr>
-          <w:rStyle w:val="VerbatimChar"/>
-        </w:rPr>
-        <w:t xml:space="preserve">    """</w:t>
-      </w:r>
-      <w:r>
-        <w:br/>
-      </w:r>
-      <w:r>
-        <w:rPr>
-          <w:rStyle w:val="VerbatimChar"/>
-        </w:rPr>
-        <w:t xml:space="preserve">    Обрізає хеш, щоб він був меншим за n.</w:t>
-      </w:r>
-      <w:r>
-        <w:br/>
-      </w:r>
-      <w:r>
-        <w:rPr>
-          <w:rStyle w:val="VerbatimChar"/>
-        </w:rPr>
-        <w:t xml:space="preserve">    У реальних системах використовується PKCS#1.</w:t>
-      </w:r>
-      <w:r>
-        <w:br/>
-      </w:r>
-      <w:r>
-        <w:rPr>
-          <w:rStyle w:val="VerbatimChar"/>
-        </w:rPr>
-        <w:t xml:space="preserve">    """</w:t>
-      </w:r>
-      <w:r>
-        <w:br/>
-      </w:r>
-      <w:r>
-        <w:rPr>
-          <w:rStyle w:val="VerbatimChar"/>
-        </w:rPr>
-        <w:t xml:space="preserve">    # Визначаємо кількість біт у n</w:t>
-      </w:r>
-      <w:r>
-        <w:br/>
-      </w:r>
-      <w:r>
-        <w:rPr>
-          <w:rStyle w:val="VerbatimChar"/>
-        </w:rPr>
-        <w:t xml:space="preserve">    n_bits = n.bit_length()</w:t>
-      </w:r>
-      <w:r>
-        <w:br/>
-      </w:r>
-      <w:r>
-        <w:br/>
-      </w:r>
-      <w:r>
-        <w:rPr>
-          <w:rStyle w:val="VerbatimChar"/>
-        </w:rPr>
-        <w:t xml:space="preserve">    # Обрізаємо хеш до потрібної довжини</w:t>
-      </w:r>
-      <w:r>
-        <w:br/>
-      </w:r>
-      <w:r>
-        <w:rPr>
-          <w:rStyle w:val="VerbatimChar"/>
-        </w:rPr>
-        <w:t xml:space="preserve">    mask = (1 &lt;&lt; (n_bits - 1)) - 1</w:t>
-      </w:r>
-      <w:r>
-        <w:br/>
-      </w:r>
-      <w:r>
-        <w:rPr>
-          <w:rStyle w:val="VerbatimChar"/>
-        </w:rPr>
-        <w:t xml:space="preserve">    return hash_int &amp; mask</w:t>
+        <w:t xml:space="preserve">#include &lt;string&gt;</w:t>
+      </w:r>
+      <w:r>
+        <w:br/>
+      </w:r>
+      <w:r>
+        <w:rPr>
+          <w:rStyle w:val="VerbatimChar"/>
+        </w:rPr>
+        <w:t xml:space="preserve">#include &lt;cstdint&gt;</w:t>
+      </w:r>
+      <w:r>
+        <w:br/>
+      </w:r>
+      <w:r>
+        <w:br/>
+      </w:r>
+      <w:r>
+        <w:rPr>
+          <w:rStyle w:val="VerbatimChar"/>
+        </w:rPr>
+        <w:t xml:space="preserve">// Клас SHA256 узято з лабораторної роботи №7 — підключіть його файл до проєкту.</w:t>
+      </w:r>
+      <w:r>
+        <w:br/>
+      </w:r>
+      <w:r>
+        <w:rPr>
+          <w:rStyle w:val="VerbatimChar"/>
+        </w:rPr>
+        <w:t xml:space="preserve">// Потрібен лише метод, що повертає хеш рядка у шістнадцятковому вигляді.</w:t>
+      </w:r>
+      <w:r>
+        <w:br/>
+      </w:r>
+      <w:r>
+        <w:rPr>
+          <w:rStyle w:val="VerbatimChar"/>
+        </w:rPr>
+        <w:t xml:space="preserve">std::string sha256(const std::string&amp; message);</w:t>
+      </w:r>
+      <w:r>
+        <w:br/>
+      </w:r>
+      <w:r>
+        <w:br/>
+      </w:r>
+      <w:r>
+        <w:rPr>
+          <w:rStyle w:val="VerbatimChar"/>
+        </w:rPr>
+        <w:t xml:space="preserve">using u64 = unsigned long long;</w:t>
+      </w:r>
+      <w:r>
+        <w:br/>
+      </w:r>
+      <w:r>
+        <w:br/>
+      </w:r>
+      <w:r>
+        <w:rPr>
+          <w:rStyle w:val="VerbatimChar"/>
+        </w:rPr>
+        <w:t xml:space="preserve">// Перетворює перші 8 байтів хешу на 64-бітне число.</w:t>
+      </w:r>
+      <w:r>
+        <w:br/>
+      </w:r>
+      <w:r>
+        <w:rPr>
+          <w:rStyle w:val="VerbatimChar"/>
+        </w:rPr>
+        <w:t xml:space="preserve">// Саме це число далі підписується: підписувати весь 256-бітний хеш</w:t>
+      </w:r>
+      <w:r>
+        <w:br/>
+      </w:r>
+      <w:r>
+        <w:rPr>
+          <w:rStyle w:val="VerbatimChar"/>
+        </w:rPr>
+        <w:t xml:space="preserve">// навчальним ключем неможливо, бо він має бути меншим за модуль n.</w:t>
+      </w:r>
+      <w:r>
+        <w:br/>
+      </w:r>
+      <w:r>
+        <w:rPr>
+          <w:rStyle w:val="VerbatimChar"/>
+        </w:rPr>
+        <w:t xml:space="preserve">u64 hashToNumber(const std::string&amp; message) {</w:t>
+      </w:r>
+      <w:r>
+        <w:br/>
+      </w:r>
+      <w:r>
+        <w:rPr>
+          <w:rStyle w:val="VerbatimChar"/>
+        </w:rPr>
+        <w:t xml:space="preserve">    std::string hex = sha256(message);</w:t>
+      </w:r>
+      <w:r>
+        <w:br/>
+      </w:r>
+      <w:r>
+        <w:rPr>
+          <w:rStyle w:val="VerbatimChar"/>
+        </w:rPr>
+        <w:t xml:space="preserve">    u64 value = 0;</w:t>
+      </w:r>
+      <w:r>
+        <w:br/>
+      </w:r>
+      <w:r>
+        <w:br/>
+      </w:r>
+      <w:r>
+        <w:rPr>
+          <w:rStyle w:val="VerbatimChar"/>
+        </w:rPr>
+        <w:t xml:space="preserve">    for (int i = 0; i &lt; 16; ++i) {           // 16 hex-символів = 8 байтів</w:t>
+      </w:r>
+      <w:r>
+        <w:br/>
+      </w:r>
+      <w:r>
+        <w:rPr>
+          <w:rStyle w:val="VerbatimChar"/>
+        </w:rPr>
+        <w:t xml:space="preserve">        char c = hex[i];</w:t>
+      </w:r>
+      <w:r>
+        <w:br/>
+      </w:r>
+      <w:r>
+        <w:rPr>
+          <w:rStyle w:val="VerbatimChar"/>
+        </w:rPr>
+        <w:t xml:space="preserve">        int digit = (c &gt;= '0' &amp;&amp; c &lt;= '9') ? c - '0'</w:t>
+      </w:r>
+      <w:r>
+        <w:br/>
+      </w:r>
+      <w:r>
+        <w:rPr>
+          <w:rStyle w:val="VerbatimChar"/>
+        </w:rPr>
+        <w:t xml:space="preserve">                  : (c &gt;= 'a' &amp;&amp; c &lt;= 'f') ? c - 'a' + 10</w:t>
+      </w:r>
+      <w:r>
+        <w:br/>
+      </w:r>
+      <w:r>
+        <w:rPr>
+          <w:rStyle w:val="VerbatimChar"/>
+        </w:rPr>
+        <w:t xml:space="preserve">                                           : c - 'A' + 10;</w:t>
+      </w:r>
+      <w:r>
+        <w:br/>
+      </w:r>
+      <w:r>
+        <w:rPr>
+          <w:rStyle w:val="VerbatimChar"/>
+        </w:rPr>
+        <w:t xml:space="preserve">        value = (value &lt;&lt; 4) | static_cast&lt;u64&gt;(digit);</w:t>
+      </w:r>
+      <w:r>
+        <w:br/>
+      </w:r>
+      <w:r>
+        <w:rPr>
+          <w:rStyle w:val="VerbatimChar"/>
+        </w:rPr>
+        <w:t xml:space="preserve">    }</w:t>
+      </w:r>
+      <w:r>
+        <w:br/>
+      </w:r>
+      <w:r>
+        <w:rPr>
+          <w:rStyle w:val="VerbatimChar"/>
+        </w:rPr>
+        <w:t xml:space="preserve">    return value;</w:t>
+      </w:r>
+      <w:r>
+        <w:br/>
+      </w:r>
+      <w:r>
+        <w:rPr>
+          <w:rStyle w:val="VerbatimChar"/>
+        </w:rPr>
+        <w:t xml:space="preserve">}</w:t>
+      </w:r>
+      <w:r>
+        <w:br/>
+      </w:r>
+      <w:r>
+        <w:br/>
+      </w:r>
+      <w:r>
+        <w:rPr>
+          <w:rStyle w:val="VerbatimChar"/>
+        </w:rPr>
+        <w:t xml:space="preserve">// Хеш має бути меншим за модуль, інакше операція піднесення до степеня</w:t>
+      </w:r>
+      <w:r>
+        <w:br/>
+      </w:r>
+      <w:r>
+        <w:rPr>
+          <w:rStyle w:val="VerbatimChar"/>
+        </w:rPr>
+        <w:t xml:space="preserve">// втрачає однозначність. У реальних системах цю задачу розв'язує</w:t>
+      </w:r>
+      <w:r>
+        <w:br/>
+      </w:r>
+      <w:r>
+        <w:rPr>
+          <w:rStyle w:val="VerbatimChar"/>
+        </w:rPr>
+        <w:t xml:space="preserve">// доповнення за стандартом PKCS#1, а не просте відкидання старших біт.</w:t>
+      </w:r>
+      <w:r>
+        <w:br/>
+      </w:r>
+      <w:r>
+        <w:rPr>
+          <w:rStyle w:val="VerbatimChar"/>
+        </w:rPr>
+        <w:t xml:space="preserve">u64 truncateHash(u64 hashValue, u64 n) {</w:t>
+      </w:r>
+      <w:r>
+        <w:br/>
+      </w:r>
+      <w:r>
+        <w:rPr>
+          <w:rStyle w:val="VerbatimChar"/>
+        </w:rPr>
+        <w:t xml:space="preserve">    return hashValue % n;</w:t>
+      </w:r>
+      <w:r>
+        <w:br/>
+      </w:r>
+      <w:r>
+        <w:rPr>
+          <w:rStyle w:val="VerbatimChar"/>
+        </w:rPr>
+        <w:t xml:space="preserve">}</w:t>
       </w:r>
     </w:p>
     <w:bookmarkEnd w:id="16"/>
@@ -1595,349 +1841,163 @@
         <w:rPr>
           <w:rStyle w:val="VerbatimChar"/>
         </w:rPr>
-        <w:t xml:space="preserve">def sign(message: str, private_key: Tuple[int, int]) -&gt; int:</w:t>
-      </w:r>
-      <w:r>
-        <w:br/>
-      </w:r>
-      <w:r>
-        <w:rPr>
-          <w:rStyle w:val="VerbatimChar"/>
-        </w:rPr>
-        <w:t xml:space="preserve">    """</w:t>
-      </w:r>
-      <w:r>
-        <w:br/>
-      </w:r>
-      <w:r>
-        <w:rPr>
-          <w:rStyle w:val="VerbatimChar"/>
-        </w:rPr>
-        <w:t xml:space="preserve">    Формує цифровий підпис повідомлення.</w:t>
-      </w:r>
-      <w:r>
-        <w:br/>
-      </w:r>
-      <w:r>
-        <w:br/>
-      </w:r>
-      <w:r>
-        <w:rPr>
-          <w:rStyle w:val="VerbatimChar"/>
-        </w:rPr>
-        <w:t xml:space="preserve">    Args:</w:t>
-      </w:r>
-      <w:r>
-        <w:br/>
-      </w:r>
-      <w:r>
-        <w:rPr>
-          <w:rStyle w:val="VerbatimChar"/>
-        </w:rPr>
-        <w:t xml:space="preserve">        message: Повідомлення для підпису</w:t>
-      </w:r>
-      <w:r>
-        <w:br/>
-      </w:r>
-      <w:r>
-        <w:rPr>
-          <w:rStyle w:val="VerbatimChar"/>
-        </w:rPr>
-        <w:t xml:space="preserve">        private_key: Закритий ключ (d, n)</w:t>
-      </w:r>
-      <w:r>
-        <w:br/>
-      </w:r>
-      <w:r>
-        <w:br/>
-      </w:r>
-      <w:r>
-        <w:rPr>
-          <w:rStyle w:val="VerbatimChar"/>
-        </w:rPr>
-        <w:t xml:space="preserve">    Returns:</w:t>
-      </w:r>
-      <w:r>
-        <w:br/>
-      </w:r>
-      <w:r>
-        <w:rPr>
-          <w:rStyle w:val="VerbatimChar"/>
-        </w:rPr>
-        <w:t xml:space="preserve">        Цифровий підпис S</w:t>
-      </w:r>
-      <w:r>
-        <w:br/>
-      </w:r>
-      <w:r>
-        <w:rPr>
-          <w:rStyle w:val="VerbatimChar"/>
-        </w:rPr>
-        <w:t xml:space="preserve">    """</w:t>
-      </w:r>
-      <w:r>
-        <w:br/>
-      </w:r>
-      <w:r>
-        <w:rPr>
-          <w:rStyle w:val="VerbatimChar"/>
-        </w:rPr>
-        <w:t xml:space="preserve">    d, n = private_key</w:t>
-      </w:r>
-      <w:r>
-        <w:br/>
-      </w:r>
-      <w:r>
-        <w:br/>
-      </w:r>
-      <w:r>
-        <w:rPr>
-          <w:rStyle w:val="VerbatimChar"/>
-        </w:rPr>
-        <w:t xml:space="preserve">    # 1. Хешуємо повідомлення</w:t>
-      </w:r>
-      <w:r>
-        <w:br/>
-      </w:r>
-      <w:r>
-        <w:rPr>
-          <w:rStyle w:val="VerbatimChar"/>
-        </w:rPr>
-        <w:t xml:space="preserve">    hash_int = hash_message(message)</w:t>
-      </w:r>
-      <w:r>
-        <w:br/>
-      </w:r>
-      <w:r>
-        <w:br/>
-      </w:r>
-      <w:r>
-        <w:rPr>
-          <w:rStyle w:val="VerbatimChar"/>
-        </w:rPr>
-        <w:t xml:space="preserve">    # 2. Обрізаємо хеш (для навчальних цілей)</w:t>
-      </w:r>
-      <w:r>
-        <w:br/>
-      </w:r>
-      <w:r>
-        <w:rPr>
-          <w:rStyle w:val="VerbatimChar"/>
-        </w:rPr>
-        <w:t xml:space="preserve">    h = truncate_hash(hash_int, n)</w:t>
-      </w:r>
-      <w:r>
-        <w:br/>
-      </w:r>
-      <w:r>
-        <w:br/>
-      </w:r>
-      <w:r>
-        <w:rPr>
-          <w:rStyle w:val="VerbatimChar"/>
-        </w:rPr>
-        <w:t xml:space="preserve">    # 3. Формуємо підпис: S = H(M)^d mod n</w:t>
-      </w:r>
-      <w:r>
-        <w:br/>
-      </w:r>
-      <w:r>
-        <w:rPr>
-          <w:rStyle w:val="VerbatimChar"/>
-        </w:rPr>
-        <w:t xml:space="preserve">    signature = pow(h, d, n)</w:t>
-      </w:r>
-      <w:r>
-        <w:br/>
-      </w:r>
-      <w:r>
-        <w:br/>
-      </w:r>
-      <w:r>
-        <w:rPr>
-          <w:rStyle w:val="VerbatimChar"/>
-        </w:rPr>
-        <w:t xml:space="preserve">    return signature</w:t>
-      </w:r>
-      <w:r>
-        <w:br/>
-      </w:r>
-      <w:r>
-        <w:br/>
-      </w:r>
-      <w:r>
-        <w:rPr>
-          <w:rStyle w:val="VerbatimChar"/>
-        </w:rPr>
-        <w:t xml:space="preserve">def verify(message: str, signature: int, public_key: Tuple[int, int]) -&gt; bool:</w:t>
-      </w:r>
-      <w:r>
-        <w:br/>
-      </w:r>
-      <w:r>
-        <w:rPr>
-          <w:rStyle w:val="VerbatimChar"/>
-        </w:rPr>
-        <w:t xml:space="preserve">    """</w:t>
-      </w:r>
-      <w:r>
-        <w:br/>
-      </w:r>
-      <w:r>
-        <w:rPr>
-          <w:rStyle w:val="VerbatimChar"/>
-        </w:rPr>
-        <w:t xml:space="preserve">    Перевіряє цифровий підпис.</w:t>
-      </w:r>
-      <w:r>
-        <w:br/>
-      </w:r>
-      <w:r>
-        <w:br/>
-      </w:r>
-      <w:r>
-        <w:rPr>
-          <w:rStyle w:val="VerbatimChar"/>
-        </w:rPr>
-        <w:t xml:space="preserve">    Args:</w:t>
-      </w:r>
-      <w:r>
-        <w:br/>
-      </w:r>
-      <w:r>
-        <w:rPr>
-          <w:rStyle w:val="VerbatimChar"/>
-        </w:rPr>
-        <w:t xml:space="preserve">        message: Підписане повідомлення</w:t>
-      </w:r>
-      <w:r>
-        <w:br/>
-      </w:r>
-      <w:r>
-        <w:rPr>
-          <w:rStyle w:val="VerbatimChar"/>
-        </w:rPr>
-        <w:t xml:space="preserve">        signature: Цифровий підпис</w:t>
-      </w:r>
-      <w:r>
-        <w:br/>
-      </w:r>
-      <w:r>
-        <w:rPr>
-          <w:rStyle w:val="VerbatimChar"/>
-        </w:rPr>
-        <w:t xml:space="preserve">        public_key: Відкритий ключ (e, n)</w:t>
-      </w:r>
-      <w:r>
-        <w:br/>
-      </w:r>
-      <w:r>
-        <w:br/>
-      </w:r>
-      <w:r>
-        <w:rPr>
-          <w:rStyle w:val="VerbatimChar"/>
-        </w:rPr>
-        <w:t xml:space="preserve">    Returns:</w:t>
-      </w:r>
-      <w:r>
-        <w:br/>
-      </w:r>
-      <w:r>
-        <w:rPr>
-          <w:rStyle w:val="VerbatimChar"/>
-        </w:rPr>
-        <w:t xml:space="preserve">        True якщо підпис дійсний, False інакше</w:t>
-      </w:r>
-      <w:r>
-        <w:br/>
-      </w:r>
-      <w:r>
-        <w:rPr>
-          <w:rStyle w:val="VerbatimChar"/>
-        </w:rPr>
-        <w:t xml:space="preserve">    """</w:t>
-      </w:r>
-      <w:r>
-        <w:br/>
-      </w:r>
-      <w:r>
-        <w:rPr>
-          <w:rStyle w:val="VerbatimChar"/>
-        </w:rPr>
-        <w:t xml:space="preserve">    e, n = public_key</w:t>
-      </w:r>
-      <w:r>
-        <w:br/>
-      </w:r>
-      <w:r>
-        <w:br/>
-      </w:r>
-      <w:r>
-        <w:rPr>
-          <w:rStyle w:val="VerbatimChar"/>
-        </w:rPr>
-        <w:t xml:space="preserve">    # 1. Хешуємо повідомлення</w:t>
-      </w:r>
-      <w:r>
-        <w:br/>
-      </w:r>
-      <w:r>
-        <w:rPr>
-          <w:rStyle w:val="VerbatimChar"/>
-        </w:rPr>
-        <w:t xml:space="preserve">    hash_int = hash_message(message)</w:t>
-      </w:r>
-      <w:r>
-        <w:br/>
-      </w:r>
-      <w:r>
-        <w:rPr>
-          <w:rStyle w:val="VerbatimChar"/>
-        </w:rPr>
-        <w:t xml:space="preserve">    h = truncate_hash(hash_int, n)</w:t>
-      </w:r>
-      <w:r>
-        <w:br/>
-      </w:r>
-      <w:r>
-        <w:br/>
-      </w:r>
-      <w:r>
-        <w:rPr>
-          <w:rStyle w:val="VerbatimChar"/>
-        </w:rPr>
-        <w:t xml:space="preserve">    # 2. "Розшифровуємо" підпис: H' = S^e mod n</w:t>
-      </w:r>
-      <w:r>
-        <w:br/>
-      </w:r>
-      <w:r>
-        <w:rPr>
-          <w:rStyle w:val="VerbatimChar"/>
-        </w:rPr>
-        <w:t xml:space="preserve">    recovered_hash = pow(signature, e, n)</w:t>
-      </w:r>
-      <w:r>
-        <w:br/>
-      </w:r>
-      <w:r>
-        <w:br/>
-      </w:r>
-      <w:r>
-        <w:rPr>
-          <w:rStyle w:val="VerbatimChar"/>
-        </w:rPr>
-        <w:t xml:space="preserve">    # 3. Порівнюємо хеші</w:t>
-      </w:r>
-      <w:r>
-        <w:br/>
-      </w:r>
-      <w:r>
-        <w:rPr>
-          <w:rStyle w:val="VerbatimChar"/>
-        </w:rPr>
-        <w:t xml:space="preserve">    return h == recovered_hash</w:t>
+        <w:t xml:space="preserve">#include &lt;string&gt;</w:t>
+      </w:r>
+      <w:r>
+        <w:br/>
+      </w:r>
+      <w:r>
+        <w:br/>
+      </w:r>
+      <w:r>
+        <w:rPr>
+          <w:rStyle w:val="VerbatimChar"/>
+        </w:rPr>
+        <w:t xml:space="preserve">using u64 = unsigned long long;</w:t>
+      </w:r>
+      <w:r>
+        <w:br/>
+      </w:r>
+      <w:r>
+        <w:br/>
+      </w:r>
+      <w:r>
+        <w:rPr>
+          <w:rStyle w:val="VerbatimChar"/>
+        </w:rPr>
+        <w:t xml:space="preserve">u64 hashToNumber(const std::string&amp; message);   // з кроку 2</w:t>
+      </w:r>
+      <w:r>
+        <w:br/>
+      </w:r>
+      <w:r>
+        <w:rPr>
+          <w:rStyle w:val="VerbatimChar"/>
+        </w:rPr>
+        <w:t xml:space="preserve">u64 truncateHash(u64 hashValue, u64 n);         // з кроку 2</w:t>
+      </w:r>
+      <w:r>
+        <w:br/>
+      </w:r>
+      <w:r>
+        <w:br/>
+      </w:r>
+      <w:r>
+        <w:rPr>
+          <w:rStyle w:val="VerbatimChar"/>
+        </w:rPr>
+        <w:t xml:space="preserve">// Формування підпису: S = H(M)^d mod n</w:t>
+      </w:r>
+      <w:r>
+        <w:br/>
+      </w:r>
+      <w:r>
+        <w:rPr>
+          <w:rStyle w:val="VerbatimChar"/>
+        </w:rPr>
+        <w:t xml:space="preserve">// Підписує лише власник закритого ключа</w:t>
+      </w:r>
+      <w:r>
+        <w:br/>
+      </w:r>
+      <w:r>
+        <w:rPr>
+          <w:rStyle w:val="VerbatimChar"/>
+        </w:rPr>
+        <w:t xml:space="preserve">u64 sign(const std::string&amp; message, u64 d, u64 n) {</w:t>
+      </w:r>
+      <w:r>
+        <w:br/>
+      </w:r>
+      <w:r>
+        <w:rPr>
+          <w:rStyle w:val="VerbatimChar"/>
+        </w:rPr>
+        <w:t xml:space="preserve">    u64 h = truncateHash(hashToNumber(message), n);</w:t>
+      </w:r>
+      <w:r>
+        <w:br/>
+      </w:r>
+      <w:r>
+        <w:rPr>
+          <w:rStyle w:val="VerbatimChar"/>
+        </w:rPr>
+        <w:t xml:space="preserve">    return RSAKeyPair::modPow(h, d, n);</w:t>
+      </w:r>
+      <w:r>
+        <w:br/>
+      </w:r>
+      <w:r>
+        <w:rPr>
+          <w:rStyle w:val="VerbatimChar"/>
+        </w:rPr>
+        <w:t xml:space="preserve">}</w:t>
+      </w:r>
+      <w:r>
+        <w:br/>
+      </w:r>
+      <w:r>
+        <w:br/>
+      </w:r>
+      <w:r>
+        <w:rPr>
+          <w:rStyle w:val="VerbatimChar"/>
+        </w:rPr>
+        <w:t xml:space="preserve">// Перевірка підпису: H' = S^e mod n, далі порівняння з H(M)</w:t>
+      </w:r>
+      <w:r>
+        <w:br/>
+      </w:r>
+      <w:r>
+        <w:rPr>
+          <w:rStyle w:val="VerbatimChar"/>
+        </w:rPr>
+        <w:t xml:space="preserve">// Перевірити може будь-хто, маючи лише відкритий ключ</w:t>
+      </w:r>
+      <w:r>
+        <w:br/>
+      </w:r>
+      <w:r>
+        <w:rPr>
+          <w:rStyle w:val="VerbatimChar"/>
+        </w:rPr>
+        <w:t xml:space="preserve">bool verify(const std::string&amp; message, u64 signature, u64 e, u64 n) {</w:t>
+      </w:r>
+      <w:r>
+        <w:br/>
+      </w:r>
+      <w:r>
+        <w:rPr>
+          <w:rStyle w:val="VerbatimChar"/>
+        </w:rPr>
+        <w:t xml:space="preserve">    u64 expected = truncateHash(hashToNumber(message), n);</w:t>
+      </w:r>
+      <w:r>
+        <w:br/>
+      </w:r>
+      <w:r>
+        <w:rPr>
+          <w:rStyle w:val="VerbatimChar"/>
+        </w:rPr>
+        <w:t xml:space="preserve">    u64 recovered = RSAKeyPair::modPow(signature, e, n);</w:t>
+      </w:r>
+      <w:r>
+        <w:br/>
+      </w:r>
+      <w:r>
+        <w:rPr>
+          <w:rStyle w:val="VerbatimChar"/>
+        </w:rPr>
+        <w:t xml:space="preserve">    return expected == recovered;</w:t>
+      </w:r>
+      <w:r>
+        <w:br/>
+      </w:r>
+      <w:r>
+        <w:rPr>
+          <w:rStyle w:val="VerbatimChar"/>
+        </w:rPr>
+        <w:t xml:space="preserve">}</w:t>
       </w:r>
     </w:p>
     <w:bookmarkEnd w:id="17"/>
@@ -1958,494 +2018,491 @@
         <w:rPr>
           <w:rStyle w:val="VerbatimChar"/>
         </w:rPr>
-        <w:t xml:space="preserve">def demo():</w:t>
-      </w:r>
-      <w:r>
-        <w:br/>
-      </w:r>
-      <w:r>
-        <w:rPr>
-          <w:rStyle w:val="VerbatimChar"/>
-        </w:rPr>
-        <w:t xml:space="preserve">    print("=" * 60)</w:t>
-      </w:r>
-      <w:r>
-        <w:br/>
-      </w:r>
-      <w:r>
-        <w:rPr>
-          <w:rStyle w:val="VerbatimChar"/>
-        </w:rPr>
-        <w:t xml:space="preserve">    print("ДЕМОНСТРАЦІЯ ЦИФРОВОГО ПІДПИСУ RSA")</w:t>
-      </w:r>
-      <w:r>
-        <w:br/>
-      </w:r>
-      <w:r>
-        <w:rPr>
-          <w:rStyle w:val="VerbatimChar"/>
-        </w:rPr>
-        <w:t xml:space="preserve">    print("=" * 60)</w:t>
-      </w:r>
-      <w:r>
-        <w:br/>
-      </w:r>
-      <w:r>
-        <w:br/>
-      </w:r>
-      <w:r>
-        <w:rPr>
-          <w:rStyle w:val="VerbatimChar"/>
-        </w:rPr>
-        <w:t xml:space="preserve">    # Генерація ключів (малі прості для демонстрації)</w:t>
-      </w:r>
-      <w:r>
-        <w:br/>
-      </w:r>
-      <w:r>
-        <w:rPr>
-          <w:rStyle w:val="VerbatimChar"/>
-        </w:rPr>
-        <w:t xml:space="preserve">    # У реальних системах використовують числа 2048+ біт</w:t>
-      </w:r>
-      <w:r>
-        <w:br/>
-      </w:r>
-      <w:r>
-        <w:rPr>
-          <w:rStyle w:val="VerbatimChar"/>
-        </w:rPr>
-        <w:t xml:space="preserve">    p = 61</w:t>
-      </w:r>
-      <w:r>
-        <w:br/>
-      </w:r>
-      <w:r>
-        <w:rPr>
-          <w:rStyle w:val="VerbatimChar"/>
-        </w:rPr>
-        <w:t xml:space="preserve">    q = 53</w:t>
-      </w:r>
-      <w:r>
-        <w:br/>
-      </w:r>
-      <w:r>
-        <w:rPr>
-          <w:rStyle w:val="VerbatimChar"/>
-        </w:rPr>
-        <w:t xml:space="preserve">    keys = RSAKeyPair(p, q, e=17)</w:t>
-      </w:r>
-      <w:r>
-        <w:br/>
-      </w:r>
-      <w:r>
-        <w:br/>
-      </w:r>
-      <w:r>
-        <w:rPr>
-          <w:rStyle w:val="VerbatimChar"/>
-        </w:rPr>
-        <w:t xml:space="preserve">    public_key = keys.get_public_key()</w:t>
-      </w:r>
-      <w:r>
-        <w:br/>
-      </w:r>
-      <w:r>
-        <w:rPr>
-          <w:rStyle w:val="VerbatimChar"/>
-        </w:rPr>
-        <w:t xml:space="preserve">    private_key = keys.get_private_key()</w:t>
-      </w:r>
-      <w:r>
-        <w:br/>
-      </w:r>
-      <w:r>
-        <w:br/>
-      </w:r>
-      <w:r>
-        <w:rPr>
-          <w:rStyle w:val="VerbatimChar"/>
-        </w:rPr>
-        <w:t xml:space="preserve">    print(f"\nПараметри RSA:")</w:t>
-      </w:r>
-      <w:r>
-        <w:br/>
-      </w:r>
-      <w:r>
-        <w:rPr>
-          <w:rStyle w:val="VerbatimChar"/>
-        </w:rPr>
-        <w:t xml:space="preserve">    print(f"  p = {p}, q = {q}")</w:t>
-      </w:r>
-      <w:r>
-        <w:br/>
-      </w:r>
-      <w:r>
-        <w:rPr>
-          <w:rStyle w:val="VerbatimChar"/>
-        </w:rPr>
-        <w:t xml:space="preserve">    print(f"  n = {keys.n}")</w:t>
-      </w:r>
-      <w:r>
-        <w:br/>
-      </w:r>
-      <w:r>
-        <w:rPr>
-          <w:rStyle w:val="VerbatimChar"/>
-        </w:rPr>
-        <w:t xml:space="preserve">    print(f"  e = {public_key[0]} (відкрита експонента)")</w:t>
-      </w:r>
-      <w:r>
-        <w:br/>
-      </w:r>
-      <w:r>
-        <w:rPr>
-          <w:rStyle w:val="VerbatimChar"/>
-        </w:rPr>
-        <w:t xml:space="preserve">    print(f"  d = {private_key[0]} (закрита експонента)")</w:t>
-      </w:r>
-      <w:r>
-        <w:br/>
-      </w:r>
-      <w:r>
-        <w:br/>
-      </w:r>
-      <w:r>
-        <w:rPr>
-          <w:rStyle w:val="VerbatimChar"/>
-        </w:rPr>
-        <w:t xml:space="preserve">    # Документ для підпису</w:t>
-      </w:r>
-      <w:r>
-        <w:br/>
-      </w:r>
-      <w:r>
-        <w:rPr>
-          <w:rStyle w:val="VerbatimChar"/>
-        </w:rPr>
-        <w:t xml:space="preserve">    document = "Договір купівлі-продажу №123"</w:t>
-      </w:r>
-      <w:r>
-        <w:br/>
-      </w:r>
-      <w:r>
-        <w:br/>
-      </w:r>
-      <w:r>
-        <w:rPr>
-          <w:rStyle w:val="VerbatimChar"/>
-        </w:rPr>
-        <w:t xml:space="preserve">    print(f"\n{'─' * 60}")</w:t>
-      </w:r>
-      <w:r>
-        <w:br/>
-      </w:r>
-      <w:r>
-        <w:rPr>
-          <w:rStyle w:val="VerbatimChar"/>
-        </w:rPr>
-        <w:t xml:space="preserve">    print("ФОРМУВАННЯ ПІДПИСУ")</w:t>
-      </w:r>
-      <w:r>
-        <w:br/>
-      </w:r>
-      <w:r>
-        <w:rPr>
-          <w:rStyle w:val="VerbatimChar"/>
-        </w:rPr>
-        <w:t xml:space="preserve">    print(f"{'─' * 60}")</w:t>
-      </w:r>
-      <w:r>
-        <w:br/>
-      </w:r>
-      <w:r>
-        <w:rPr>
-          <w:rStyle w:val="VerbatimChar"/>
-        </w:rPr>
-        <w:t xml:space="preserve">    print(f"Документ: \"{document}\"")</w:t>
-      </w:r>
-      <w:r>
-        <w:br/>
-      </w:r>
-      <w:r>
-        <w:br/>
-      </w:r>
-      <w:r>
-        <w:rPr>
-          <w:rStyle w:val="VerbatimChar"/>
-        </w:rPr>
-        <w:t xml:space="preserve">    # Підписуємо документ</w:t>
-      </w:r>
-      <w:r>
-        <w:br/>
-      </w:r>
-      <w:r>
-        <w:rPr>
-          <w:rStyle w:val="VerbatimChar"/>
-        </w:rPr>
-        <w:t xml:space="preserve">    signature = sign(document, private_key)</w:t>
-      </w:r>
-      <w:r>
-        <w:br/>
-      </w:r>
-      <w:r>
-        <w:rPr>
-          <w:rStyle w:val="VerbatimChar"/>
-        </w:rPr>
-        <w:t xml:space="preserve">    print(f"Підпис S = {signature}")</w:t>
-      </w:r>
-      <w:r>
-        <w:br/>
-      </w:r>
-      <w:r>
-        <w:br/>
-      </w:r>
-      <w:r>
-        <w:rPr>
-          <w:rStyle w:val="VerbatimChar"/>
-        </w:rPr>
-        <w:t xml:space="preserve">    # Верифікація підпису</w:t>
-      </w:r>
-      <w:r>
-        <w:br/>
-      </w:r>
-      <w:r>
-        <w:rPr>
-          <w:rStyle w:val="VerbatimChar"/>
-        </w:rPr>
-        <w:t xml:space="preserve">    print(f"\n{'─' * 60}")</w:t>
-      </w:r>
-      <w:r>
-        <w:br/>
-      </w:r>
-      <w:r>
-        <w:rPr>
-          <w:rStyle w:val="VerbatimChar"/>
-        </w:rPr>
-        <w:t xml:space="preserve">    print("ПЕРЕВІРКА ПІДПИСУ")</w:t>
-      </w:r>
-      <w:r>
-        <w:br/>
-      </w:r>
-      <w:r>
-        <w:rPr>
-          <w:rStyle w:val="VerbatimChar"/>
-        </w:rPr>
-        <w:t xml:space="preserve">    print(f"{'─' * 60}")</w:t>
-      </w:r>
-      <w:r>
-        <w:br/>
-      </w:r>
-      <w:r>
-        <w:br/>
-      </w:r>
-      <w:r>
-        <w:rPr>
-          <w:rStyle w:val="VerbatimChar"/>
-        </w:rPr>
-        <w:t xml:space="preserve">    is_valid = verify(document, signature, public_key)</w:t>
-      </w:r>
-      <w:r>
-        <w:br/>
-      </w:r>
-      <w:r>
-        <w:rPr>
-          <w:rStyle w:val="VerbatimChar"/>
-        </w:rPr>
-        <w:t xml:space="preserve">    print(f"Результат: {'✓ ПІДПИС ДІЙСНИЙ' if is_valid else '✗ ПІДПИС НЕДІЙСНИЙ'}")</w:t>
-      </w:r>
-      <w:r>
-        <w:br/>
-      </w:r>
-      <w:r>
-        <w:br/>
-      </w:r>
-      <w:r>
-        <w:rPr>
-          <w:rStyle w:val="VerbatimChar"/>
-        </w:rPr>
-        <w:t xml:space="preserve">    # Спроба модифікації документа</w:t>
-      </w:r>
-      <w:r>
-        <w:br/>
-      </w:r>
-      <w:r>
-        <w:rPr>
-          <w:rStyle w:val="VerbatimChar"/>
-        </w:rPr>
-        <w:t xml:space="preserve">    print(f"\n{'─' * 60}")</w:t>
-      </w:r>
-      <w:r>
-        <w:br/>
-      </w:r>
-      <w:r>
-        <w:rPr>
-          <w:rStyle w:val="VerbatimChar"/>
-        </w:rPr>
-        <w:t xml:space="preserve">    print("ВИЯВЛЕННЯ МОДИФІКАЦІЇ")</w:t>
-      </w:r>
-      <w:r>
-        <w:br/>
-      </w:r>
-      <w:r>
-        <w:rPr>
-          <w:rStyle w:val="VerbatimChar"/>
-        </w:rPr>
-        <w:t xml:space="preserve">    print(f"{'─' * 60}")</w:t>
-      </w:r>
-      <w:r>
-        <w:br/>
-      </w:r>
-      <w:r>
-        <w:br/>
-      </w:r>
-      <w:r>
-        <w:rPr>
-          <w:rStyle w:val="VerbatimChar"/>
-        </w:rPr>
-        <w:t xml:space="preserve">    modified_document = "Договір купівлі-продажу №124"  # Змінено номер</w:t>
-      </w:r>
-      <w:r>
-        <w:br/>
-      </w:r>
-      <w:r>
-        <w:rPr>
-          <w:rStyle w:val="VerbatimChar"/>
-        </w:rPr>
-        <w:t xml:space="preserve">    print(f"Модифікований документ: \"{modified_document}\"")</w:t>
-      </w:r>
-      <w:r>
-        <w:br/>
-      </w:r>
-      <w:r>
-        <w:br/>
-      </w:r>
-      <w:r>
-        <w:rPr>
-          <w:rStyle w:val="VerbatimChar"/>
-        </w:rPr>
-        <w:t xml:space="preserve">    is_valid_modified = verify(modified_document, signature, public_key)</w:t>
-      </w:r>
-      <w:r>
-        <w:br/>
-      </w:r>
-      <w:r>
-        <w:rPr>
-          <w:rStyle w:val="VerbatimChar"/>
-        </w:rPr>
-        <w:t xml:space="preserve">    print(f"Результат: {'✓ ПІДПИС ДІЙСНИЙ' if is_valid_modified else '✗ ПІДПИС НЕДІЙСНИЙ'}")</w:t>
-      </w:r>
-      <w:r>
-        <w:br/>
-      </w:r>
-      <w:r>
-        <w:br/>
-      </w:r>
-      <w:r>
-        <w:rPr>
-          <w:rStyle w:val="VerbatimChar"/>
-        </w:rPr>
-        <w:t xml:space="preserve">    # Спроба підробки підпису</w:t>
-      </w:r>
-      <w:r>
-        <w:br/>
-      </w:r>
-      <w:r>
-        <w:rPr>
-          <w:rStyle w:val="VerbatimChar"/>
-        </w:rPr>
-        <w:t xml:space="preserve">    print(f"\n{'─' * 60}")</w:t>
-      </w:r>
-      <w:r>
-        <w:br/>
-      </w:r>
-      <w:r>
-        <w:rPr>
-          <w:rStyle w:val="VerbatimChar"/>
-        </w:rPr>
-        <w:t xml:space="preserve">    print("СПРОБА ПІДРОБКИ ПІДПИСУ")</w:t>
-      </w:r>
-      <w:r>
-        <w:br/>
-      </w:r>
-      <w:r>
-        <w:rPr>
-          <w:rStyle w:val="VerbatimChar"/>
-        </w:rPr>
-        <w:t xml:space="preserve">    print(f"{'─' * 60}")</w:t>
-      </w:r>
-      <w:r>
-        <w:br/>
-      </w:r>
-      <w:r>
-        <w:br/>
-      </w:r>
-      <w:r>
-        <w:rPr>
-          <w:rStyle w:val="VerbatimChar"/>
-        </w:rPr>
-        <w:t xml:space="preserve">    fake_signature = signature + 1</w:t>
-      </w:r>
-      <w:r>
-        <w:br/>
-      </w:r>
-      <w:r>
-        <w:rPr>
-          <w:rStyle w:val="VerbatimChar"/>
-        </w:rPr>
-        <w:t xml:space="preserve">    print(f"Підроблений підпис: {fake_signature}")</w:t>
-      </w:r>
-      <w:r>
-        <w:br/>
-      </w:r>
-      <w:r>
-        <w:br/>
-      </w:r>
-      <w:r>
-        <w:rPr>
-          <w:rStyle w:val="VerbatimChar"/>
-        </w:rPr>
-        <w:t xml:space="preserve">    is_valid_fake = verify(document, fake_signature, public_key)</w:t>
-      </w:r>
-      <w:r>
-        <w:br/>
-      </w:r>
-      <w:r>
-        <w:rPr>
-          <w:rStyle w:val="VerbatimChar"/>
-        </w:rPr>
-        <w:t xml:space="preserve">    print(f"Результат: {'✓ ПІДПИС ДІЙСНИЙ' if is_valid_fake else '✗ ПІДПИС НЕДІЙСНИЙ'}")</w:t>
-      </w:r>
-      <w:r>
-        <w:br/>
-      </w:r>
-      <w:r>
-        <w:br/>
-      </w:r>
-      <w:r>
-        <w:rPr>
-          <w:rStyle w:val="VerbatimChar"/>
-        </w:rPr>
-        <w:t xml:space="preserve">if __name__ == "__main__":</w:t>
-      </w:r>
-      <w:r>
-        <w:br/>
-      </w:r>
-      <w:r>
-        <w:rPr>
-          <w:rStyle w:val="VerbatimChar"/>
-        </w:rPr>
-        <w:t xml:space="preserve">    demo()</w:t>
+        <w:t xml:space="preserve">#include &lt;iostream&gt;</w:t>
+      </w:r>
+      <w:r>
+        <w:br/>
+      </w:r>
+      <w:r>
+        <w:rPr>
+          <w:rStyle w:val="VerbatimChar"/>
+        </w:rPr>
+        <w:t xml:space="preserve">#include &lt;string&gt;</w:t>
+      </w:r>
+      <w:r>
+        <w:br/>
+      </w:r>
+      <w:r>
+        <w:br/>
+      </w:r>
+      <w:r>
+        <w:rPr>
+          <w:rStyle w:val="VerbatimChar"/>
+        </w:rPr>
+        <w:t xml:space="preserve">int main() {</w:t>
+      </w:r>
+      <w:r>
+        <w:br/>
+      </w:r>
+      <w:r>
+        <w:rPr>
+          <w:rStyle w:val="VerbatimChar"/>
+        </w:rPr>
+        <w:t xml:space="preserve">    std::cout &lt;&lt; "============================================================\n";</w:t>
+      </w:r>
+      <w:r>
+        <w:br/>
+      </w:r>
+      <w:r>
+        <w:rPr>
+          <w:rStyle w:val="VerbatimChar"/>
+        </w:rPr>
+        <w:t xml:space="preserve">    std::cout &lt;&lt; "ДЕМОНСТРАЦІЯ ЦИФРОВОГО ПІДПИСУ RSA\n";</w:t>
+      </w:r>
+      <w:r>
+        <w:br/>
+      </w:r>
+      <w:r>
+        <w:rPr>
+          <w:rStyle w:val="VerbatimChar"/>
+        </w:rPr>
+        <w:t xml:space="preserve">    std::cout &lt;&lt; "============================================================\n";</w:t>
+      </w:r>
+      <w:r>
+        <w:br/>
+      </w:r>
+      <w:r>
+        <w:br/>
+      </w:r>
+      <w:r>
+        <w:rPr>
+          <w:rStyle w:val="VerbatimChar"/>
+        </w:rPr>
+        <w:t xml:space="preserve">    // Малі прості числа взято для наочності; у реальних системах</w:t>
+      </w:r>
+      <w:r>
+        <w:br/>
+      </w:r>
+      <w:r>
+        <w:rPr>
+          <w:rStyle w:val="VerbatimChar"/>
+        </w:rPr>
+        <w:t xml:space="preserve">    // модуль має довжину 2048 біт і більше</w:t>
+      </w:r>
+      <w:r>
+        <w:br/>
+      </w:r>
+      <w:r>
+        <w:rPr>
+          <w:rStyle w:val="VerbatimChar"/>
+        </w:rPr>
+        <w:t xml:space="preserve">    u64 p = 10007, q = 10009;</w:t>
+      </w:r>
+      <w:r>
+        <w:br/>
+      </w:r>
+      <w:r>
+        <w:rPr>
+          <w:rStyle w:val="VerbatimChar"/>
+        </w:rPr>
+        <w:t xml:space="preserve">    RSAKeyPair keys(p, q, 17);</w:t>
+      </w:r>
+      <w:r>
+        <w:br/>
+      </w:r>
+      <w:r>
+        <w:br/>
+      </w:r>
+      <w:r>
+        <w:rPr>
+          <w:rStyle w:val="VerbatimChar"/>
+        </w:rPr>
+        <w:t xml:space="preserve">    u64 n = keys.modulus();</w:t>
+      </w:r>
+      <w:r>
+        <w:br/>
+      </w:r>
+      <w:r>
+        <w:rPr>
+          <w:rStyle w:val="VerbatimChar"/>
+        </w:rPr>
+        <w:t xml:space="preserve">    u64 e = keys.publicExponent();</w:t>
+      </w:r>
+      <w:r>
+        <w:br/>
+      </w:r>
+      <w:r>
+        <w:rPr>
+          <w:rStyle w:val="VerbatimChar"/>
+        </w:rPr>
+        <w:t xml:space="preserve">    u64 d = keys.privateExponent();</w:t>
+      </w:r>
+      <w:r>
+        <w:br/>
+      </w:r>
+      <w:r>
+        <w:br/>
+      </w:r>
+      <w:r>
+        <w:rPr>
+          <w:rStyle w:val="VerbatimChar"/>
+        </w:rPr>
+        <w:t xml:space="preserve">    std::cout &lt;&lt; "\nПараметри RSA:\n";</w:t>
+      </w:r>
+      <w:r>
+        <w:br/>
+      </w:r>
+      <w:r>
+        <w:rPr>
+          <w:rStyle w:val="VerbatimChar"/>
+        </w:rPr>
+        <w:t xml:space="preserve">    std::cout &lt;&lt; "  p = " &lt;&lt; p &lt;&lt; ", q = " &lt;&lt; q &lt;&lt; "\n";</w:t>
+      </w:r>
+      <w:r>
+        <w:br/>
+      </w:r>
+      <w:r>
+        <w:rPr>
+          <w:rStyle w:val="VerbatimChar"/>
+        </w:rPr>
+        <w:t xml:space="preserve">    std::cout &lt;&lt; "  n = " &lt;&lt; n &lt;&lt; "\n";</w:t>
+      </w:r>
+      <w:r>
+        <w:br/>
+      </w:r>
+      <w:r>
+        <w:rPr>
+          <w:rStyle w:val="VerbatimChar"/>
+        </w:rPr>
+        <w:t xml:space="preserve">    std::cout &lt;&lt; "  e = " &lt;&lt; e &lt;&lt; " (відкрита експонента)\n";</w:t>
+      </w:r>
+      <w:r>
+        <w:br/>
+      </w:r>
+      <w:r>
+        <w:rPr>
+          <w:rStyle w:val="VerbatimChar"/>
+        </w:rPr>
+        <w:t xml:space="preserve">    std::cout &lt;&lt; "  d = " &lt;&lt; d &lt;&lt; " (закрита експонента)\n";</w:t>
+      </w:r>
+      <w:r>
+        <w:br/>
+      </w:r>
+      <w:r>
+        <w:br/>
+      </w:r>
+      <w:r>
+        <w:rPr>
+          <w:rStyle w:val="VerbatimChar"/>
+        </w:rPr>
+        <w:t xml:space="preserve">    std::string document = "Договір купівлі-продажу №123";</w:t>
+      </w:r>
+      <w:r>
+        <w:br/>
+      </w:r>
+      <w:r>
+        <w:br/>
+      </w:r>
+      <w:r>
+        <w:rPr>
+          <w:rStyle w:val="VerbatimChar"/>
+        </w:rPr>
+        <w:t xml:space="preserve">    std::cout &lt;&lt; "\n------------------------------------------------------------\n";</w:t>
+      </w:r>
+      <w:r>
+        <w:br/>
+      </w:r>
+      <w:r>
+        <w:rPr>
+          <w:rStyle w:val="VerbatimChar"/>
+        </w:rPr>
+        <w:t xml:space="preserve">    std::cout &lt;&lt; "ФОРМУВАННЯ ПІДПИСУ\n";</w:t>
+      </w:r>
+      <w:r>
+        <w:br/>
+      </w:r>
+      <w:r>
+        <w:rPr>
+          <w:rStyle w:val="VerbatimChar"/>
+        </w:rPr>
+        <w:t xml:space="preserve">    std::cout &lt;&lt; "------------------------------------------------------------\n";</w:t>
+      </w:r>
+      <w:r>
+        <w:br/>
+      </w:r>
+      <w:r>
+        <w:rPr>
+          <w:rStyle w:val="VerbatimChar"/>
+        </w:rPr>
+        <w:t xml:space="preserve">    std::cout &lt;&lt; "Документ: \"" &lt;&lt; document &lt;&lt; "\"\n";</w:t>
+      </w:r>
+      <w:r>
+        <w:br/>
+      </w:r>
+      <w:r>
+        <w:rPr>
+          <w:rStyle w:val="VerbatimChar"/>
+        </w:rPr>
+        <w:t xml:space="preserve">    std::cout &lt;&lt; "Хеш (обрізаний): " &lt;&lt; truncateHash(hashToNumber(document), n) &lt;&lt; "\n";</w:t>
+      </w:r>
+      <w:r>
+        <w:br/>
+      </w:r>
+      <w:r>
+        <w:br/>
+      </w:r>
+      <w:r>
+        <w:rPr>
+          <w:rStyle w:val="VerbatimChar"/>
+        </w:rPr>
+        <w:t xml:space="preserve">    u64 signature = sign(document, d, n);</w:t>
+      </w:r>
+      <w:r>
+        <w:br/>
+      </w:r>
+      <w:r>
+        <w:rPr>
+          <w:rStyle w:val="VerbatimChar"/>
+        </w:rPr>
+        <w:t xml:space="preserve">    std::cout &lt;&lt; "Підпис S = " &lt;&lt; signature &lt;&lt; "\n";</w:t>
+      </w:r>
+      <w:r>
+        <w:br/>
+      </w:r>
+      <w:r>
+        <w:br/>
+      </w:r>
+      <w:r>
+        <w:rPr>
+          <w:rStyle w:val="VerbatimChar"/>
+        </w:rPr>
+        <w:t xml:space="preserve">    std::cout &lt;&lt; "\n------------------------------------------------------------\n";</w:t>
+      </w:r>
+      <w:r>
+        <w:br/>
+      </w:r>
+      <w:r>
+        <w:rPr>
+          <w:rStyle w:val="VerbatimChar"/>
+        </w:rPr>
+        <w:t xml:space="preserve">    std::cout &lt;&lt; "ПЕРЕВІРКА ПІДПИСУ\n";</w:t>
+      </w:r>
+      <w:r>
+        <w:br/>
+      </w:r>
+      <w:r>
+        <w:rPr>
+          <w:rStyle w:val="VerbatimChar"/>
+        </w:rPr>
+        <w:t xml:space="preserve">    std::cout &lt;&lt; "------------------------------------------------------------\n";</w:t>
+      </w:r>
+      <w:r>
+        <w:br/>
+      </w:r>
+      <w:r>
+        <w:rPr>
+          <w:rStyle w:val="VerbatimChar"/>
+        </w:rPr>
+        <w:t xml:space="preserve">    std::cout &lt;&lt; "Результат: "</w:t>
+      </w:r>
+      <w:r>
+        <w:br/>
+      </w:r>
+      <w:r>
+        <w:rPr>
+          <w:rStyle w:val="VerbatimChar"/>
+        </w:rPr>
+        <w:t xml:space="preserve">              &lt;&lt; (verify(document, signature, e, n) ? "ПІДПИС ДІЙСНИЙ" : "ПІДПИС НЕДІЙСНИЙ")</w:t>
+      </w:r>
+      <w:r>
+        <w:br/>
+      </w:r>
+      <w:r>
+        <w:rPr>
+          <w:rStyle w:val="VerbatimChar"/>
+        </w:rPr>
+        <w:t xml:space="preserve">              &lt;&lt; "\n";</w:t>
+      </w:r>
+      <w:r>
+        <w:br/>
+      </w:r>
+      <w:r>
+        <w:br/>
+      </w:r>
+      <w:r>
+        <w:rPr>
+          <w:rStyle w:val="VerbatimChar"/>
+        </w:rPr>
+        <w:t xml:space="preserve">    std::cout &lt;&lt; "\n------------------------------------------------------------\n";</w:t>
+      </w:r>
+      <w:r>
+        <w:br/>
+      </w:r>
+      <w:r>
+        <w:rPr>
+          <w:rStyle w:val="VerbatimChar"/>
+        </w:rPr>
+        <w:t xml:space="preserve">    std::cout &lt;&lt; "ВИЯВЛЕННЯ МОДИФІКАЦІЇ\n";</w:t>
+      </w:r>
+      <w:r>
+        <w:br/>
+      </w:r>
+      <w:r>
+        <w:rPr>
+          <w:rStyle w:val="VerbatimChar"/>
+        </w:rPr>
+        <w:t xml:space="preserve">    std::cout &lt;&lt; "------------------------------------------------------------\n";</w:t>
+      </w:r>
+      <w:r>
+        <w:br/>
+      </w:r>
+      <w:r>
+        <w:rPr>
+          <w:rStyle w:val="VerbatimChar"/>
+        </w:rPr>
+        <w:t xml:space="preserve">    std::string modified = "Договір купівлі-продажу №124";  // змінено один символ</w:t>
+      </w:r>
+      <w:r>
+        <w:br/>
+      </w:r>
+      <w:r>
+        <w:rPr>
+          <w:rStyle w:val="VerbatimChar"/>
+        </w:rPr>
+        <w:t xml:space="preserve">    std::cout &lt;&lt; "Модифікований документ: \"" &lt;&lt; modified &lt;&lt; "\"\n";</w:t>
+      </w:r>
+      <w:r>
+        <w:br/>
+      </w:r>
+      <w:r>
+        <w:rPr>
+          <w:rStyle w:val="VerbatimChar"/>
+        </w:rPr>
+        <w:t xml:space="preserve">    std::cout &lt;&lt; "Результат: "</w:t>
+      </w:r>
+      <w:r>
+        <w:br/>
+      </w:r>
+      <w:r>
+        <w:rPr>
+          <w:rStyle w:val="VerbatimChar"/>
+        </w:rPr>
+        <w:t xml:space="preserve">              &lt;&lt; (verify(modified, signature, e, n) ? "ПІДПИС ДІЙСНИЙ" : "ПІДПИС НЕДІЙСНИЙ")</w:t>
+      </w:r>
+      <w:r>
+        <w:br/>
+      </w:r>
+      <w:r>
+        <w:rPr>
+          <w:rStyle w:val="VerbatimChar"/>
+        </w:rPr>
+        <w:t xml:space="preserve">              &lt;&lt; "\n";</w:t>
+      </w:r>
+      <w:r>
+        <w:br/>
+      </w:r>
+      <w:r>
+        <w:br/>
+      </w:r>
+      <w:r>
+        <w:rPr>
+          <w:rStyle w:val="VerbatimChar"/>
+        </w:rPr>
+        <w:t xml:space="preserve">    std::cout &lt;&lt; "\n------------------------------------------------------------\n";</w:t>
+      </w:r>
+      <w:r>
+        <w:br/>
+      </w:r>
+      <w:r>
+        <w:rPr>
+          <w:rStyle w:val="VerbatimChar"/>
+        </w:rPr>
+        <w:t xml:space="preserve">    std::cout &lt;&lt; "СПРОБА ПІДРОБКИ ПІДПИСУ\n";</w:t>
+      </w:r>
+      <w:r>
+        <w:br/>
+      </w:r>
+      <w:r>
+        <w:rPr>
+          <w:rStyle w:val="VerbatimChar"/>
+        </w:rPr>
+        <w:t xml:space="preserve">    std::cout &lt;&lt; "------------------------------------------------------------\n";</w:t>
+      </w:r>
+      <w:r>
+        <w:br/>
+      </w:r>
+      <w:r>
+        <w:rPr>
+          <w:rStyle w:val="VerbatimChar"/>
+        </w:rPr>
+        <w:t xml:space="preserve">    u64 fake = signature + 1;</w:t>
+      </w:r>
+      <w:r>
+        <w:br/>
+      </w:r>
+      <w:r>
+        <w:rPr>
+          <w:rStyle w:val="VerbatimChar"/>
+        </w:rPr>
+        <w:t xml:space="preserve">    std::cout &lt;&lt; "Підроблений підпис: " &lt;&lt; fake &lt;&lt; "\n";</w:t>
+      </w:r>
+      <w:r>
+        <w:br/>
+      </w:r>
+      <w:r>
+        <w:rPr>
+          <w:rStyle w:val="VerbatimChar"/>
+        </w:rPr>
+        <w:t xml:space="preserve">    std::cout &lt;&lt; "Результат: "</w:t>
+      </w:r>
+      <w:r>
+        <w:br/>
+      </w:r>
+      <w:r>
+        <w:rPr>
+          <w:rStyle w:val="VerbatimChar"/>
+        </w:rPr>
+        <w:t xml:space="preserve">              &lt;&lt; (verify(document, fake, e, n) ? "ПІДПИС ДІЙСНИЙ" : "ПІДПИС НЕДІЙСНИЙ")</w:t>
+      </w:r>
+      <w:r>
+        <w:br/>
+      </w:r>
+      <w:r>
+        <w:rPr>
+          <w:rStyle w:val="VerbatimChar"/>
+        </w:rPr>
+        <w:t xml:space="preserve">              &lt;&lt; "\n";</w:t>
+      </w:r>
+      <w:r>
+        <w:br/>
+      </w:r>
+      <w:r>
+        <w:br/>
+      </w:r>
+      <w:r>
+        <w:rPr>
+          <w:rStyle w:val="VerbatimChar"/>
+        </w:rPr>
+        <w:t xml:space="preserve">    return 0;</w:t>
+      </w:r>
+      <w:r>
+        <w:br/>
+      </w:r>
+      <w:r>
+        <w:rPr>
+          <w:rStyle w:val="VerbatimChar"/>
+        </w:rPr>
+        <w:t xml:space="preserve">}</w:t>
       </w:r>
     </w:p>
     <w:bookmarkEnd w:id="18"/>
-    <w:bookmarkStart w:id="19" w:name="крок-5.-очікуваний-результат"/>
+    <w:bookmarkStart w:id="19" w:name="крок-5.-результат-роботи-програми"/>
     <w:p>
       <w:pPr>
         <w:pStyle w:val="Heading3"/>
       </w:pPr>
       <w:r>
-        <w:t xml:space="preserve">Крок 5. Очікуваний результат</w:t>
+        <w:t xml:space="preserve">Крок 5. Результат роботи програми</w:t>
       </w:r>
     </w:p>
     <w:p>
@@ -2495,16 +2552,16 @@
         <w:rPr>
           <w:rStyle w:val="VerbatimChar"/>
         </w:rPr>
-        <w:t xml:space="preserve">  p = 61, q = 53</w:t>
-      </w:r>
-      <w:r>
-        <w:br/>
-      </w:r>
-      <w:r>
-        <w:rPr>
-          <w:rStyle w:val="VerbatimChar"/>
-        </w:rPr>
-        <w:t xml:space="preserve">  n = 3233</w:t>
+        <w:t xml:space="preserve">  p = 10007, q = 10009</w:t>
+      </w:r>
+      <w:r>
+        <w:br/>
+      </w:r>
+      <w:r>
+        <w:rPr>
+          <w:rStyle w:val="VerbatimChar"/>
+        </w:rPr>
+        <w:t xml:space="preserve">  n = 100160063</w:t>
       </w:r>
       <w:r>
         <w:br/>
@@ -2522,19 +2579,19 @@
         <w:rPr>
           <w:rStyle w:val="VerbatimChar"/>
         </w:rPr>
-        <w:t xml:space="preserve">  d = 2753 (закрита експонента)</w:t>
-      </w:r>
-      <w:r>
-        <w:br/>
-      </w:r>
-      <w:r>
-        <w:br/>
-      </w:r>
-      <w:r>
-        <w:rPr>
-          <w:rStyle w:val="VerbatimChar"/>
-        </w:rPr>
-        <w:t xml:space="preserve">────────────────────────────────────────────────────────────</w:t>
+        <w:t xml:space="preserve">  d = 94249457 (закрита експонента)</w:t>
+      </w:r>
+      <w:r>
+        <w:br/>
+      </w:r>
+      <w:r>
+        <w:br/>
+      </w:r>
+      <w:r>
+        <w:rPr>
+          <w:rStyle w:val="VerbatimChar"/>
+        </w:rPr>
+        <w:t xml:space="preserve">------------------------------------------------------------</w:t>
       </w:r>
       <w:r>
         <w:br/>
@@ -2552,7 +2609,7 @@
         <w:rPr>
           <w:rStyle w:val="VerbatimChar"/>
         </w:rPr>
-        <w:t xml:space="preserve">────────────────────────────────────────────────────────────</w:t>
+        <w:t xml:space="preserve">------------------------------------------------------------</w:t>
       </w:r>
       <w:r>
         <w:br/>
@@ -2570,19 +2627,28 @@
         <w:rPr>
           <w:rStyle w:val="VerbatimChar"/>
         </w:rPr>
-        <w:t xml:space="preserve">Підпис S = 1842</w:t>
-      </w:r>
-      <w:r>
-        <w:br/>
-      </w:r>
-      <w:r>
-        <w:br/>
-      </w:r>
-      <w:r>
-        <w:rPr>
-          <w:rStyle w:val="VerbatimChar"/>
-        </w:rPr>
-        <w:t xml:space="preserve">────────────────────────────────────────────────────────────</w:t>
+        <w:t xml:space="preserve">Хеш (обрізаний): 73328726</w:t>
+      </w:r>
+      <w:r>
+        <w:br/>
+      </w:r>
+      <w:r>
+        <w:rPr>
+          <w:rStyle w:val="VerbatimChar"/>
+        </w:rPr>
+        <w:t xml:space="preserve">Підпис S = 35970151</w:t>
+      </w:r>
+      <w:r>
+        <w:br/>
+      </w:r>
+      <w:r>
+        <w:br/>
+      </w:r>
+      <w:r>
+        <w:rPr>
+          <w:rStyle w:val="VerbatimChar"/>
+        </w:rPr>
+        <w:t xml:space="preserve">------------------------------------------------------------</w:t>
       </w:r>
       <w:r>
         <w:br/>
@@ -2600,28 +2666,28 @@
         <w:rPr>
           <w:rStyle w:val="VerbatimChar"/>
         </w:rPr>
-        <w:t xml:space="preserve">────────────────────────────────────────────────────────────</w:t>
-      </w:r>
-      <w:r>
-        <w:br/>
-      </w:r>
-      <w:r>
-        <w:rPr>
-          <w:rStyle w:val="VerbatimChar"/>
-        </w:rPr>
-        <w:t xml:space="preserve">Результат: ✓ ПІДПИС ДІЙСНИЙ</w:t>
-      </w:r>
-      <w:r>
-        <w:br/>
-      </w:r>
-      <w:r>
-        <w:br/>
-      </w:r>
-      <w:r>
-        <w:rPr>
-          <w:rStyle w:val="VerbatimChar"/>
-        </w:rPr>
-        <w:t xml:space="preserve">────────────────────────────────────────────────────────────</w:t>
+        <w:t xml:space="preserve">------------------------------------------------------------</w:t>
+      </w:r>
+      <w:r>
+        <w:br/>
+      </w:r>
+      <w:r>
+        <w:rPr>
+          <w:rStyle w:val="VerbatimChar"/>
+        </w:rPr>
+        <w:t xml:space="preserve">Результат: ПІДПИС ДІЙСНИЙ</w:t>
+      </w:r>
+      <w:r>
+        <w:br/>
+      </w:r>
+      <w:r>
+        <w:br/>
+      </w:r>
+      <w:r>
+        <w:rPr>
+          <w:rStyle w:val="VerbatimChar"/>
+        </w:rPr>
+        <w:t xml:space="preserve">------------------------------------------------------------</w:t>
       </w:r>
       <w:r>
         <w:br/>
@@ -2639,7 +2705,7 @@
         <w:rPr>
           <w:rStyle w:val="VerbatimChar"/>
         </w:rPr>
-        <w:t xml:space="preserve">────────────────────────────────────────────────────────────</w:t>
+        <w:t xml:space="preserve">------------------------------------------------------------</w:t>
       </w:r>
       <w:r>
         <w:br/>
@@ -2657,19 +2723,19 @@
         <w:rPr>
           <w:rStyle w:val="VerbatimChar"/>
         </w:rPr>
-        <w:t xml:space="preserve">Результат: ✗ ПІДПИС НЕДІЙСНИЙ</w:t>
-      </w:r>
-      <w:r>
-        <w:br/>
-      </w:r>
-      <w:r>
-        <w:br/>
-      </w:r>
-      <w:r>
-        <w:rPr>
-          <w:rStyle w:val="VerbatimChar"/>
-        </w:rPr>
-        <w:t xml:space="preserve">────────────────────────────────────────────────────────────</w:t>
+        <w:t xml:space="preserve">Результат: ПІДПИС НЕДІЙСНИЙ</w:t>
+      </w:r>
+      <w:r>
+        <w:br/>
+      </w:r>
+      <w:r>
+        <w:br/>
+      </w:r>
+      <w:r>
+        <w:rPr>
+          <w:rStyle w:val="VerbatimChar"/>
+        </w:rPr>
+        <w:t xml:space="preserve">------------------------------------------------------------</w:t>
       </w:r>
       <w:r>
         <w:br/>
@@ -2687,25 +2753,25 @@
         <w:rPr>
           <w:rStyle w:val="VerbatimChar"/>
         </w:rPr>
-        <w:t xml:space="preserve">────────────────────────────────────────────────────────────</w:t>
-      </w:r>
-      <w:r>
-        <w:br/>
-      </w:r>
-      <w:r>
-        <w:rPr>
-          <w:rStyle w:val="VerbatimChar"/>
-        </w:rPr>
-        <w:t xml:space="preserve">Підроблений підпис: 1843</w:t>
-      </w:r>
-      <w:r>
-        <w:br/>
-      </w:r>
-      <w:r>
-        <w:rPr>
-          <w:rStyle w:val="VerbatimChar"/>
-        </w:rPr>
-        <w:t xml:space="preserve">Результат: ✗ ПІДПИС НЕДІЙСНИЙ</w:t>
+        <w:t xml:space="preserve">------------------------------------------------------------</w:t>
+      </w:r>
+      <w:r>
+        <w:br/>
+      </w:r>
+      <w:r>
+        <w:rPr>
+          <w:rStyle w:val="VerbatimChar"/>
+        </w:rPr>
+        <w:t xml:space="preserve">Підроблений підпис: 35970152</w:t>
+      </w:r>
+      <w:r>
+        <w:br/>
+      </w:r>
+      <w:r>
+        <w:rPr>
+          <w:rStyle w:val="VerbatimChar"/>
+        </w:rPr>
+        <w:t xml:space="preserve">Результат: ПІДПИС НЕДІЙСНИЙ</w:t>
       </w:r>
     </w:p>
     <w:bookmarkEnd w:id="19"/>
@@ -3736,13 +3802,30 @@
       </w:tr>
     </w:tbl>
     <w:bookmarkEnd w:id="23"/>
-    <w:bookmarkStart w:id="24" w:name="контрольні-запитання"/>
+    <w:bookmarkStart w:id="27" w:name="контрольні-запитання"/>
     <w:p>
       <w:pPr>
         <w:pStyle w:val="Heading2"/>
       </w:pPr>
       <w:r>
         <w:t xml:space="preserve">Контрольні запитання</w:t>
+      </w:r>
+    </w:p>
+    <w:p>
+      <w:pPr>
+        <w:pStyle w:val="FirstParagraph"/>
+      </w:pPr>
+      <w:r>
+        <w:t xml:space="preserve">Запитання згруповано за рівнями навчальних досягнень. Для позитивної оцінки студент має відповісти на запитання середнього рівня, оцінка «добре» потребує відповідей достатнього рівня, оцінка «відмінно» — високого.</w:t>
+      </w:r>
+    </w:p>
+    <w:bookmarkStart w:id="24" w:name="середній-рівень-репродуктивний"/>
+    <w:p>
+      <w:pPr>
+        <w:pStyle w:val="Heading3"/>
+      </w:pPr>
+      <w:r>
+        <w:t xml:space="preserve">Середній рівень (репродуктивний)</w:t>
       </w:r>
     </w:p>
     <w:p>
@@ -3755,7 +3838,7 @@
         <w:jc w:val="both"/>
       </w:pPr>
       <w:r>
-        <w:t xml:space="preserve">Навіщо хешувати повідомлення перед підписом? Що станеться без хешування?</w:t>
+        <w:t xml:space="preserve">Які три властивості забезпечує електронний цифровий підпис?</w:t>
       </w:r>
     </w:p>
     <w:p>
@@ -3768,7 +3851,7 @@
         <w:jc w:val="both"/>
       </w:pPr>
       <w:r>
-        <w:t xml:space="preserve">Які три властивості забезпечує електронний цифровий підпис?</w:t>
+        <w:t xml:space="preserve">Яким ключем формується підпис і яким перевіряється?</w:t>
       </w:r>
     </w:p>
     <w:p>
@@ -3781,7 +3864,7 @@
         <w:jc w:val="both"/>
       </w:pPr>
       <w:r>
-        <w:t xml:space="preserve">Що таке неспростовність (non-repudiation)? Як вона досягається?</w:t>
+        <w:t xml:space="preserve">Навіщо хешувати повідомлення перед підписом?</w:t>
       </w:r>
     </w:p>
     <w:p>
@@ -3807,7 +3890,7 @@
         <w:jc w:val="both"/>
       </w:pPr>
       <w:r>
-        <w:t xml:space="preserve">Чому відкритий ключ використовується для перевірки, а не для формування підпису?</w:t>
+        <w:t xml:space="preserve">Що таке неспростовність (non-repudiation)?</w:t>
       </w:r>
     </w:p>
     <w:p>
@@ -3820,7 +3903,7 @@
         <w:jc w:val="both"/>
       </w:pPr>
       <w:r>
-        <w:t xml:space="preserve">Як виявити модифікацію підписаного документа?</w:t>
+        <w:t xml:space="preserve">Що таке сертифікат відкритого ключа?</w:t>
       </w:r>
     </w:p>
     <w:p>
@@ -3833,7 +3916,7 @@
         <w:jc w:val="both"/>
       </w:pPr>
       <w:r>
-        <w:t xml:space="preserve">Що таке сертифікат відкритого ключа і навіщо він потрібен?</w:t>
+        <w:t xml:space="preserve">Як виявити модифікацію підписаного документа?</w:t>
       </w:r>
     </w:p>
     <w:p>
@@ -3846,7 +3929,17 @@
         <w:jc w:val="both"/>
       </w:pPr>
       <w:r>
-        <w:t xml:space="preserve">Чому для підпису достатньо хешу, а не всього документа?</w:t>
+        <w:t xml:space="preserve">Що таке PKCS#1?</w:t>
+      </w:r>
+    </w:p>
+    <w:bookmarkEnd w:id="24"/>
+    <w:bookmarkStart w:id="25" w:name="Xf8a59b0220f3a7cb520922cfcf2989f7f66f7c3"/>
+    <w:p>
+      <w:pPr>
+        <w:pStyle w:val="Heading3"/>
+      </w:pPr>
+      <w:r>
+        <w:t xml:space="preserve">Достатній рівень (конструктивно-варіативний)</w:t>
       </w:r>
     </w:p>
     <w:p>
@@ -3854,12 +3947,12 @@
         <w:pStyle w:val="Compact"/>
         <w:numPr>
           <w:ilvl w:val="0"/>
-          <w:numId w:val="1008"/>
+          <w:numId w:val="1009"/>
         </w:numPr>
         <w:jc w:val="both"/>
       </w:pPr>
       <w:r>
-        <w:t xml:space="preserve">Що таке PKCS#1 і яку проблему він вирішує?</w:t>
+        <w:t xml:space="preserve">Що станеться, якщо підписувати документ без попереднього хешування?</w:t>
       </w:r>
     </w:p>
     <w:p>
@@ -3867,15 +3960,156 @@
         <w:pStyle w:val="Compact"/>
         <w:numPr>
           <w:ilvl w:val="0"/>
-          <w:numId w:val="1008"/>
+          <w:numId w:val="1009"/>
         </w:numPr>
         <w:jc w:val="both"/>
       </w:pPr>
       <w:r>
+        <w:t xml:space="preserve">Чому для підпису достатньо хешу, а не всього документа?</w:t>
+      </w:r>
+    </w:p>
+    <w:p>
+      <w:pPr>
+        <w:pStyle w:val="Compact"/>
+        <w:numPr>
+          <w:ilvl w:val="0"/>
+          <w:numId w:val="1009"/>
+        </w:numPr>
+        <w:jc w:val="both"/>
+      </w:pPr>
+      <w:r>
+        <w:t xml:space="preserve">Чому відкритий ключ використовують для перевірки, а не для формування підпису?</w:t>
+      </w:r>
+    </w:p>
+    <w:p>
+      <w:pPr>
+        <w:pStyle w:val="Compact"/>
+        <w:numPr>
+          <w:ilvl w:val="0"/>
+          <w:numId w:val="1009"/>
+        </w:numPr>
+        <w:jc w:val="both"/>
+      </w:pPr>
+      <w:r>
+        <w:t xml:space="preserve">Як досягається неспростовність і за яких умов вона втрачається?</w:t>
+      </w:r>
+    </w:p>
+    <w:p>
+      <w:pPr>
+        <w:pStyle w:val="Compact"/>
+        <w:numPr>
+          <w:ilvl w:val="0"/>
+          <w:numId w:val="1009"/>
+        </w:numPr>
+        <w:jc w:val="both"/>
+      </w:pPr>
+      <w:r>
+        <w:t xml:space="preserve">Яку проблему розв’язує доповнення за PKCS#1 і що буде без нього?</w:t>
+      </w:r>
+    </w:p>
+    <w:p>
+      <w:pPr>
+        <w:pStyle w:val="Compact"/>
+        <w:numPr>
+          <w:ilvl w:val="0"/>
+          <w:numId w:val="1009"/>
+        </w:numPr>
+        <w:jc w:val="both"/>
+      </w:pPr>
+      <w:r>
+        <w:t xml:space="preserve">Навіщо потрібен центр сертифікації, якщо відкритий ключ і так відкритий?</w:t>
+      </w:r>
+    </w:p>
+    <w:p>
+      <w:pPr>
+        <w:pStyle w:val="Compact"/>
+        <w:numPr>
+          <w:ilvl w:val="0"/>
+          <w:numId w:val="1009"/>
+        </w:numPr>
+        <w:jc w:val="both"/>
+      </w:pPr>
+      <w:r>
         <w:t xml:space="preserve">Як захиститися від підробки підпису методом повтору (replay attack)?</w:t>
       </w:r>
     </w:p>
-    <w:bookmarkEnd w:id="24"/>
+    <w:p>
+      <w:pPr>
+        <w:pStyle w:val="Compact"/>
+        <w:numPr>
+          <w:ilvl w:val="0"/>
+          <w:numId w:val="1009"/>
+        </w:numPr>
+        <w:jc w:val="both"/>
+      </w:pPr>
+      <w:r>
+        <w:t xml:space="preserve">Як перевірити реалізацію підпису на документі, змінений на один біт?</w:t>
+      </w:r>
+    </w:p>
+    <w:bookmarkEnd w:id="25"/>
+    <w:bookmarkStart w:id="26" w:name="високий-рівень-творчий"/>
+    <w:p>
+      <w:pPr>
+        <w:pStyle w:val="Heading3"/>
+      </w:pPr>
+      <w:r>
+        <w:t xml:space="preserve">Високий рівень (творчий)</w:t>
+      </w:r>
+    </w:p>
+    <w:p>
+      <w:pPr>
+        <w:pStyle w:val="Compact"/>
+        <w:numPr>
+          <w:ilvl w:val="0"/>
+          <w:numId w:val="1010"/>
+        </w:numPr>
+        <w:jc w:val="both"/>
+      </w:pPr>
+      <w:r>
+        <w:t xml:space="preserve">Поясніть повний ланцюжок довіри: від сертифіката користувача до кореневого центру сертифікації. Де саме він може розірватися?</w:t>
+      </w:r>
+    </w:p>
+    <w:p>
+      <w:pPr>
+        <w:pStyle w:val="Compact"/>
+        <w:numPr>
+          <w:ilvl w:val="0"/>
+          <w:numId w:val="1010"/>
+        </w:numPr>
+        <w:jc w:val="both"/>
+      </w:pPr>
+      <w:r>
+        <w:t xml:space="preserve">Скомпрометовано закритий ключ, яким за рік підписано сотні документів. Опишіть порядок дій і поясніть роль списку відкликаних сертифікатів.</w:t>
+      </w:r>
+    </w:p>
+    <w:p>
+      <w:pPr>
+        <w:pStyle w:val="Compact"/>
+        <w:numPr>
+          <w:ilvl w:val="0"/>
+          <w:numId w:val="1010"/>
+        </w:numPr>
+        <w:jc w:val="both"/>
+      </w:pPr>
+      <w:r>
+        <w:t xml:space="preserve">Порівняйте ЕЦП на основі RSA та на основі еліптичних кривих за розміром підпису, швидкодією та поширеністю.</w:t>
+      </w:r>
+    </w:p>
+    <w:p>
+      <w:pPr>
+        <w:pStyle w:val="Compact"/>
+        <w:numPr>
+          <w:ilvl w:val="0"/>
+          <w:numId w:val="1010"/>
+        </w:numPr>
+        <w:jc w:val="both"/>
+      </w:pPr>
+      <w:r>
+        <w:t xml:space="preserve">Сформулюйте, чим юридично значущий підпис відрізняється від технічно коректного, і які вимоги додає законодавство.</w:t>
+      </w:r>
+    </w:p>
+    <w:bookmarkEnd w:id="26"/>
+    <w:bookmarkEnd w:id="27"/>
     <w:sectPr>
       <w:pgSz w:h="16838" w:orient="portrait" w:w="11906"/>
       <w:pgMar w:bottom="1134" w:footer="708" w:gutter="0" w:header="708" w:left="1418" w:right="851" w:top="1134"/>
@@ -4242,6 +4476,66 @@
     <w:abstractNumId w:val="991"/>
   </w:num>
   <w:num w:numId="1008">
+    <w:abstractNumId w:val="99411"/>
+    <w:lvlOverride w:ilvl="0">
+      <w:startOverride w:val="1"/>
+    </w:lvlOverride>
+    <w:lvlOverride w:ilvl="1">
+      <w:startOverride w:val="1"/>
+    </w:lvlOverride>
+    <w:lvlOverride w:ilvl="2">
+      <w:startOverride w:val="1"/>
+    </w:lvlOverride>
+    <w:lvlOverride w:ilvl="3">
+      <w:startOverride w:val="1"/>
+    </w:lvlOverride>
+    <w:lvlOverride w:ilvl="4">
+      <w:startOverride w:val="1"/>
+    </w:lvlOverride>
+    <w:lvlOverride w:ilvl="5">
+      <w:startOverride w:val="1"/>
+    </w:lvlOverride>
+    <w:lvlOverride w:ilvl="6">
+      <w:startOverride w:val="1"/>
+    </w:lvlOverride>
+    <w:lvlOverride w:ilvl="7">
+      <w:startOverride w:val="1"/>
+    </w:lvlOverride>
+    <w:lvlOverride w:ilvl="8">
+      <w:startOverride w:val="1"/>
+    </w:lvlOverride>
+  </w:num>
+  <w:num w:numId="1009">
+    <w:abstractNumId w:val="99411"/>
+    <w:lvlOverride w:ilvl="0">
+      <w:startOverride w:val="1"/>
+    </w:lvlOverride>
+    <w:lvlOverride w:ilvl="1">
+      <w:startOverride w:val="1"/>
+    </w:lvlOverride>
+    <w:lvlOverride w:ilvl="2">
+      <w:startOverride w:val="1"/>
+    </w:lvlOverride>
+    <w:lvlOverride w:ilvl="3">
+      <w:startOverride w:val="1"/>
+    </w:lvlOverride>
+    <w:lvlOverride w:ilvl="4">
+      <w:startOverride w:val="1"/>
+    </w:lvlOverride>
+    <w:lvlOverride w:ilvl="5">
+      <w:startOverride w:val="1"/>
+    </w:lvlOverride>
+    <w:lvlOverride w:ilvl="6">
+      <w:startOverride w:val="1"/>
+    </w:lvlOverride>
+    <w:lvlOverride w:ilvl="7">
+      <w:startOverride w:val="1"/>
+    </w:lvlOverride>
+    <w:lvlOverride w:ilvl="8">
+      <w:startOverride w:val="1"/>
+    </w:lvlOverride>
+  </w:num>
+  <w:num w:numId="1010">
     <w:abstractNumId w:val="99411"/>
     <w:lvlOverride w:ilvl="0">
       <w:startOverride w:val="1"/>
